--- a/חלק 2.docx
+++ b/חלק 2.docx
@@ -6,13 +6,1993 @@
       <w:pPr>
         <w:bidi w:val="0"/>
         <w:jc w:val="right"/>
-      </w:pPr>
-      <w:r>
+        <w:rPr>
+          <w:b/>
+          <w:bCs/>
+          <w:rtl/>
+        </w:rPr>
+      </w:pPr>
+      <w:r>
+        <w:rPr>
+          <w:rFonts w:hint="cs"/>
+          <w:b/>
+          <w:bCs/>
+          <w:rtl/>
+        </w:rPr>
+        <w:t>תשובות לשאלות:</w:t>
+      </w:r>
+    </w:p>
+    <w:p>
+      <w:pPr>
+        <w:rPr>
+          <w:rtl/>
+        </w:rPr>
+      </w:pPr>
+      <w:r>
+        <w:rPr>
+          <w:rFonts w:hint="cs"/>
+          <w:rtl/>
+        </w:rPr>
+        <w:t xml:space="preserve">1) </w:t>
+      </w:r>
+      <w:r>
+        <w:rPr>
+          <w:rtl/>
+        </w:rPr>
+        <w:t>כשאנחנו קוראים ל</w:t>
+      </w:r>
+      <w:r>
+        <w:rPr>
+          <w:rFonts w:hint="cs"/>
+          <w:rtl/>
+        </w:rPr>
+        <w:t xml:space="preserve"> -</w:t>
+      </w:r>
+      <w:r>
+        <w:t>fork()</w:t>
+      </w:r>
+      <w:r>
+        <w:rPr>
+          <w:rFonts w:hint="cs"/>
+          <w:rtl/>
+        </w:rPr>
+        <w:t xml:space="preserve"> </w:t>
+      </w:r>
+      <w:r>
+        <w:t xml:space="preserve"> </w:t>
+      </w:r>
+      <w:r>
+        <w:rPr>
+          <w:rtl/>
+        </w:rPr>
+        <w:t>בתוכנית, מתבצעת פסיקת תוכנה</w:t>
+      </w:r>
+      <w:r>
+        <w:t xml:space="preserve"> </w:t>
+      </w:r>
+      <w:r>
+        <w:rPr>
+          <w:rtl/>
+        </w:rPr>
+        <w:t>שגורמת למעבד לעצור את הריצה הנוכחית ולשמור את מצב האוגרים</w:t>
+      </w:r>
+      <w:r>
+        <w:t xml:space="preserve">. </w:t>
+      </w:r>
+      <w:r>
+        <w:rPr>
+          <w:rtl/>
+        </w:rPr>
+        <w:t>בשלב זה, המעבד עובר מ</w:t>
+      </w:r>
+      <w:r>
+        <w:rPr>
+          <w:rFonts w:hint="cs"/>
+          <w:rtl/>
+        </w:rPr>
+        <w:t>-</w:t>
+      </w:r>
+      <w:r>
+        <w:t>User Mode</w:t>
+      </w:r>
+      <w:r>
+        <w:rPr>
+          <w:rFonts w:hint="cs"/>
+          <w:rtl/>
+        </w:rPr>
+        <w:t xml:space="preserve"> </w:t>
+      </w:r>
+      <w:r>
+        <w:t xml:space="preserve"> </w:t>
+      </w:r>
+      <w:r>
+        <w:rPr>
+          <w:rtl/>
+        </w:rPr>
+        <w:t>ל</w:t>
+      </w:r>
+      <w:r>
+        <w:rPr>
+          <w:rFonts w:hint="cs"/>
+          <w:rtl/>
+        </w:rPr>
+        <w:t>-</w:t>
+      </w:r>
+      <w:r>
+        <w:t>Kernel Mode</w:t>
+      </w:r>
+      <w:r>
+        <w:rPr>
+          <w:rFonts w:hint="cs"/>
+          <w:rtl/>
+        </w:rPr>
+        <w:t>.</w:t>
+      </w:r>
+      <w:r>
+        <w:t xml:space="preserve"> </w:t>
+      </w:r>
+      <w:proofErr w:type="spellStart"/>
+      <w:r>
+        <w:rPr>
+          <w:rtl/>
+        </w:rPr>
+        <w:t>הקרנל</w:t>
+      </w:r>
+      <w:proofErr w:type="spellEnd"/>
+      <w:r>
+        <w:rPr>
+          <w:rtl/>
+        </w:rPr>
+        <w:t xml:space="preserve"> ניגש לטבלת וקטור הפסיקות</w:t>
+      </w:r>
+      <w:r>
+        <w:t xml:space="preserve"> (Interrupt Vector Table) </w:t>
+      </w:r>
+      <w:r>
+        <w:rPr>
+          <w:rtl/>
+        </w:rPr>
+        <w:t xml:space="preserve">כדי להריץ את קוד הפסיקה של </w:t>
+      </w:r>
+      <w:r>
+        <w:t>fork</w:t>
+      </w:r>
+      <w:r>
+        <w:rPr>
+          <w:rFonts w:hint="cs"/>
+          <w:rtl/>
+        </w:rPr>
+        <w:t>.</w:t>
+      </w:r>
+      <w:r>
+        <w:t xml:space="preserve"> </w:t>
+      </w:r>
+      <w:proofErr w:type="spellStart"/>
+      <w:r>
+        <w:rPr>
+          <w:rtl/>
+        </w:rPr>
+        <w:t>הקרנל</w:t>
+      </w:r>
+      <w:proofErr w:type="spellEnd"/>
+      <w:r>
+        <w:rPr>
+          <w:rtl/>
+        </w:rPr>
+        <w:t xml:space="preserve"> יוצר בלוק בקרה</w:t>
+      </w:r>
+      <w:r>
+        <w:t xml:space="preserve"> (</w:t>
+      </w:r>
+      <w:r>
+        <w:t>PCB</w:t>
+      </w:r>
+      <w:r>
+        <w:t xml:space="preserve">) </w:t>
+      </w:r>
+      <w:r>
+        <w:rPr>
+          <w:rtl/>
+        </w:rPr>
+        <w:t>חדש לבן, משכפל את טבלאות הדפים של האב</w:t>
+      </w:r>
+      <w:r>
+        <w:t xml:space="preserve"> </w:t>
+      </w:r>
+      <w:r>
+        <w:rPr>
+          <w:rFonts w:hint="cs"/>
+          <w:rtl/>
+        </w:rPr>
+        <w:t>(</w:t>
+      </w:r>
+      <w:r>
+        <w:rPr>
+          <w:rtl/>
+        </w:rPr>
+        <w:t>תוך הגדרתם כ</w:t>
+      </w:r>
+      <w:r>
+        <w:rPr>
+          <w:rFonts w:hint="cs"/>
+          <w:rtl/>
+        </w:rPr>
+        <w:t>-</w:t>
+      </w:r>
+      <w:r>
+        <w:t>Copy-on-Write</w:t>
+      </w:r>
+      <w:r>
+        <w:rPr>
+          <w:rFonts w:hint="cs"/>
+          <w:rtl/>
+        </w:rPr>
+        <w:t>)</w:t>
+      </w:r>
+      <w:r>
+        <w:t xml:space="preserve"> </w:t>
+      </w:r>
+      <w:r>
+        <w:rPr>
+          <w:rtl/>
+        </w:rPr>
+        <w:t>ומקצה לו</w:t>
+      </w:r>
+      <w:r>
+        <w:t xml:space="preserve"> PID </w:t>
+      </w:r>
+      <w:r>
+        <w:rPr>
+          <w:rtl/>
+        </w:rPr>
+        <w:t>חדש</w:t>
+      </w:r>
+      <w:r>
+        <w:t xml:space="preserve">. </w:t>
+      </w:r>
+      <w:r>
+        <w:rPr>
+          <w:rtl/>
+        </w:rPr>
+        <w:t>לבסוף, המעבד חוזר ל</w:t>
+      </w:r>
+      <w:r>
+        <w:rPr>
+          <w:rFonts w:hint="cs"/>
+          <w:rtl/>
+        </w:rPr>
+        <w:t>-</w:t>
+      </w:r>
+      <w:r>
+        <w:t>User Mode</w:t>
+      </w:r>
+      <w:r>
+        <w:rPr>
+          <w:rFonts w:hint="cs"/>
+          <w:rtl/>
+        </w:rPr>
+        <w:t xml:space="preserve"> </w:t>
+      </w:r>
+      <w:r>
+        <w:t xml:space="preserve"> </w:t>
+      </w:r>
+      <w:r>
+        <w:rPr>
+          <w:rtl/>
+        </w:rPr>
+        <w:t>והתוכנית ממשיכה לרוץ, כשהאב מקבל את ה</w:t>
+      </w:r>
+      <w:r>
+        <w:rPr>
+          <w:rFonts w:hint="cs"/>
+          <w:rtl/>
+        </w:rPr>
+        <w:t>-</w:t>
+      </w:r>
+      <w:r>
+        <w:t>PID</w:t>
+      </w:r>
+      <w:r>
+        <w:rPr>
+          <w:rFonts w:hint="cs"/>
+          <w:rtl/>
+        </w:rPr>
+        <w:t xml:space="preserve"> </w:t>
+      </w:r>
+      <w:r>
+        <w:t xml:space="preserve"> </w:t>
+      </w:r>
+      <w:r>
+        <w:rPr>
+          <w:rtl/>
+        </w:rPr>
+        <w:t>של הבן והבן מקבל 0</w:t>
+      </w:r>
+      <w:r>
+        <w:t>.</w:t>
+      </w:r>
+    </w:p>
+    <w:p>
+      <w:r>
+        <w:rPr>
+          <w:rFonts w:hint="cs"/>
+          <w:rtl/>
+        </w:rPr>
+        <w:t xml:space="preserve">2) </w:t>
+      </w:r>
+      <w:r>
+        <w:rPr>
+          <w:rtl/>
+        </w:rPr>
+        <w:t>בתהליך הכתיבה ללוג שלנו יש 3 שכבות של חוצצים: זיכרון במרחב המשתמש (כמו ב</w:t>
+      </w:r>
+      <w:r>
+        <w:t>-</w:t>
+      </w:r>
+      <w:proofErr w:type="spellStart"/>
+      <w:r>
+        <w:t>printf</w:t>
+      </w:r>
+      <w:proofErr w:type="spellEnd"/>
+      <w:r>
+        <w:rPr>
+          <w:rFonts w:hint="cs"/>
+          <w:rtl/>
+        </w:rPr>
+        <w:t>,</w:t>
+      </w:r>
+      <w:r>
+        <w:t xml:space="preserve"> </w:t>
+      </w:r>
+      <w:r>
+        <w:rPr>
+          <w:rtl/>
+        </w:rPr>
+        <w:t>למרות שפה השתמשנו ישירות ב</w:t>
+      </w:r>
+      <w:r>
+        <w:rPr>
+          <w:rFonts w:hint="cs"/>
+          <w:rtl/>
+        </w:rPr>
+        <w:t>-</w:t>
+      </w:r>
+      <w:r>
+        <w:t>write</w:t>
+      </w:r>
+      <w:r>
+        <w:rPr>
+          <w:rFonts w:hint="cs"/>
+          <w:rtl/>
+        </w:rPr>
+        <w:t>),</w:t>
+      </w:r>
+      <w:r>
+        <w:t xml:space="preserve"> </w:t>
+      </w:r>
+      <w:r>
+        <w:rPr>
+          <w:rtl/>
+        </w:rPr>
+        <w:t>ה</w:t>
+      </w:r>
+      <w:r>
+        <w:rPr>
+          <w:rFonts w:hint="cs"/>
+          <w:rtl/>
+        </w:rPr>
+        <w:t>-</w:t>
+      </w:r>
+      <w:r>
+        <w:t xml:space="preserve">Page Cache </w:t>
+      </w:r>
+      <w:r>
+        <w:rPr>
+          <w:rFonts w:hint="cs"/>
+          <w:rtl/>
+        </w:rPr>
+        <w:t xml:space="preserve"> </w:t>
+      </w:r>
+      <w:r>
+        <w:rPr>
+          <w:rtl/>
+        </w:rPr>
+        <w:t xml:space="preserve">של </w:t>
+      </w:r>
+      <w:proofErr w:type="spellStart"/>
+      <w:r>
+        <w:rPr>
+          <w:rtl/>
+        </w:rPr>
+        <w:t>הקרנל</w:t>
+      </w:r>
+      <w:proofErr w:type="spellEnd"/>
+      <w:r>
+        <w:rPr>
+          <w:rtl/>
+        </w:rPr>
+        <w:t>, והחוצץ הפיזי של הדיסק עצמו</w:t>
+      </w:r>
+      <w:r>
+        <w:rPr>
+          <w:rFonts w:hint="cs"/>
+          <w:rtl/>
+        </w:rPr>
+        <w:t>.</w:t>
+      </w:r>
+      <w:r>
+        <w:t xml:space="preserve"> </w:t>
+      </w:r>
+      <w:r>
+        <w:rPr>
+          <w:rtl/>
+        </w:rPr>
+        <w:t xml:space="preserve">אם התוכנית שלנו קורסת פתאום, עסקאות שכבר שלחנו עם </w:t>
+      </w:r>
+      <w:r>
+        <w:t xml:space="preserve">write() </w:t>
+      </w:r>
+      <w:r>
+        <w:rPr>
+          <w:rtl/>
+        </w:rPr>
+        <w:t>ונמצאות ב</w:t>
+      </w:r>
+      <w:r>
+        <w:rPr>
+          <w:rFonts w:hint="cs"/>
+          <w:rtl/>
+        </w:rPr>
+        <w:t>-</w:t>
+      </w:r>
+      <w:r>
+        <w:t>Page Cache</w:t>
+      </w:r>
+      <w:r>
+        <w:rPr>
+          <w:rFonts w:hint="cs"/>
+          <w:rtl/>
+        </w:rPr>
+        <w:t xml:space="preserve"> </w:t>
+      </w:r>
+      <w:r>
+        <w:t xml:space="preserve"> </w:t>
+      </w:r>
+      <w:r>
+        <w:rPr>
+          <w:rtl/>
+        </w:rPr>
+        <w:t>אבל עוד לא נכתבו פיזית לדיסק</w:t>
+      </w:r>
+      <w:r>
+        <w:t xml:space="preserve"> (Flush) </w:t>
+      </w:r>
+      <w:r>
+        <w:rPr>
+          <w:rtl/>
+        </w:rPr>
+        <w:t>ילכו לאיבוד</w:t>
+      </w:r>
+      <w:r>
+        <w:rPr>
+          <w:rFonts w:hint="cs"/>
+          <w:rtl/>
+        </w:rPr>
+        <w:t>.</w:t>
+      </w:r>
+      <w:r>
+        <w:t xml:space="preserve"> </w:t>
+      </w:r>
+      <w:r>
+        <w:rPr>
+          <w:rtl/>
+        </w:rPr>
+        <w:t>כדי למנוע את זה ולהבטיח שהמידע נשמר על הדיסק אפשר להשתמש ב</w:t>
+      </w:r>
+      <w:r>
+        <w:rPr>
+          <w:rFonts w:hint="cs"/>
+          <w:rtl/>
+        </w:rPr>
+        <w:t>-</w:t>
+      </w:r>
+      <w:proofErr w:type="spellStart"/>
+      <w:r>
+        <w:t>fsync</w:t>
+      </w:r>
+      <w:proofErr w:type="spellEnd"/>
+      <w:r>
+        <w:t>()</w:t>
+      </w:r>
+      <w:r>
+        <w:rPr>
+          <w:rFonts w:hint="cs"/>
+          <w:rtl/>
+        </w:rPr>
+        <w:t>,</w:t>
+      </w:r>
+      <w:r>
+        <w:t xml:space="preserve"> </w:t>
+      </w:r>
+      <w:r>
+        <w:rPr>
+          <w:rtl/>
+        </w:rPr>
+        <w:t>אבל זה פוגע מאוד בביצועים כי זה חוסם את התהליך עד שפעולת ה</w:t>
+      </w:r>
+      <w:r>
+        <w:rPr>
+          <w:rFonts w:hint="cs"/>
+          <w:rtl/>
+        </w:rPr>
+        <w:t>-</w:t>
+      </w:r>
+      <w:r>
+        <w:t>I/O</w:t>
+      </w:r>
+      <w:r>
+        <w:rPr>
+          <w:rFonts w:hint="cs"/>
+          <w:rtl/>
+        </w:rPr>
+        <w:t xml:space="preserve"> </w:t>
+      </w:r>
+      <w:r>
+        <w:t xml:space="preserve"> </w:t>
+      </w:r>
+      <w:r>
+        <w:rPr>
+          <w:rtl/>
+        </w:rPr>
+        <w:t>האיטית מסתיימת</w:t>
+      </w:r>
+      <w:r>
+        <w:rPr>
+          <w:rFonts w:hint="cs"/>
+          <w:rtl/>
+        </w:rPr>
+        <w:t>.</w:t>
+      </w:r>
+    </w:p>
+    <w:p>
+      <w:pPr>
+        <w:rPr>
+          <w:rtl/>
+        </w:rPr>
+      </w:pPr>
+      <w:r>
+        <w:rPr>
+          <w:rFonts w:hint="cs"/>
+          <w:rtl/>
+        </w:rPr>
+        <w:t>3)</w:t>
+      </w:r>
+      <w:r>
+        <w:rPr>
+          <w:rtl/>
+        </w:rPr>
+        <w:t xml:space="preserve"> </w:t>
+      </w:r>
+      <w:r>
+        <w:rPr>
+          <w:rtl/>
+        </w:rPr>
+        <w:t>מיד אחרי ה</w:t>
+      </w:r>
+      <w:r>
+        <w:rPr>
+          <w:rFonts w:hint="cs"/>
+          <w:rtl/>
+        </w:rPr>
+        <w:t>-</w:t>
+      </w:r>
+      <w:r>
+        <w:t>fork()</w:t>
+      </w:r>
+      <w:r>
+        <w:rPr>
+          <w:rFonts w:hint="cs"/>
+          <w:rtl/>
+        </w:rPr>
+        <w:t>,</w:t>
+      </w:r>
+      <w:r>
+        <w:t xml:space="preserve"> </w:t>
+      </w:r>
+      <w:r>
+        <w:rPr>
+          <w:rtl/>
+        </w:rPr>
+        <w:t>תהליכי האב והבן שלנו מצביעים לאותם דפי זיכרון פיזיים שמוגדרים לקריאה-בלבד, כדי לחסוך משאבים</w:t>
+      </w:r>
+      <w:r>
+        <w:rPr>
+          <w:rFonts w:hint="cs"/>
+          <w:rtl/>
+        </w:rPr>
+        <w:t>.</w:t>
+      </w:r>
+      <w:r>
+        <w:t xml:space="preserve"> </w:t>
+      </w:r>
+      <w:r>
+        <w:rPr>
+          <w:rtl/>
+        </w:rPr>
+        <w:t>בזכות מנגנון ה</w:t>
+      </w:r>
+      <w:r>
+        <w:rPr>
+          <w:rFonts w:hint="cs"/>
+          <w:rtl/>
+        </w:rPr>
+        <w:t>-</w:t>
+      </w:r>
+      <w:r>
+        <w:t>Copy-on-Write</w:t>
+      </w:r>
+      <w:r>
+        <w:rPr>
+          <w:rFonts w:hint="cs"/>
+          <w:rtl/>
+        </w:rPr>
+        <w:t>,</w:t>
+      </w:r>
+      <w:r>
+        <w:t xml:space="preserve"> </w:t>
+      </w:r>
+      <w:r>
+        <w:rPr>
+          <w:rtl/>
+        </w:rPr>
+        <w:t xml:space="preserve">ברגע שתהליך מנסה לכתוב (למשל, לשנות יתרה), </w:t>
+      </w:r>
+      <w:proofErr w:type="spellStart"/>
+      <w:r>
+        <w:rPr>
+          <w:rtl/>
+        </w:rPr>
+        <w:t>הקרנל</w:t>
+      </w:r>
+      <w:proofErr w:type="spellEnd"/>
+      <w:r>
+        <w:rPr>
+          <w:rtl/>
+        </w:rPr>
+        <w:t xml:space="preserve"> תופס את שגיאת הדף</w:t>
+      </w:r>
+      <w:r>
+        <w:t xml:space="preserve"> (Page Fault)</w:t>
+      </w:r>
+      <w:r>
+        <w:rPr>
+          <w:rFonts w:hint="cs"/>
+          <w:rtl/>
+        </w:rPr>
+        <w:t>,</w:t>
+      </w:r>
+      <w:r>
+        <w:t xml:space="preserve"> </w:t>
+      </w:r>
+      <w:r>
+        <w:rPr>
+          <w:rtl/>
+        </w:rPr>
+        <w:t>מעתיק את הדף למיקום חדש, ורק אז מאפשר את הכתיבה</w:t>
+      </w:r>
+      <w:r>
+        <w:rPr>
+          <w:rFonts w:hint="cs"/>
+          <w:rtl/>
+        </w:rPr>
+        <w:t>.</w:t>
+      </w:r>
+      <w:r>
+        <w:t xml:space="preserve"> </w:t>
+      </w:r>
+      <w:r>
+        <w:rPr>
+          <w:rtl/>
+        </w:rPr>
+        <w:t>לכן, כשסניף בן מעדכן יתרת חשבון, הוא עושה את זה על עותק פרטי משלו, ועותק האב בכלל לא משתנה</w:t>
+      </w:r>
+      <w:r>
+        <w:rPr>
+          <w:rFonts w:hint="cs"/>
+          <w:rtl/>
+        </w:rPr>
+        <w:t>.</w:t>
+      </w:r>
+      <w:r>
+        <w:t xml:space="preserve"> </w:t>
+      </w:r>
+      <w:r>
+        <w:rPr>
+          <w:rtl/>
+        </w:rPr>
+        <w:t>זו בדיוק הסיבה שבגללה היינו חייבים להשתמש בצינורות</w:t>
+      </w:r>
+      <w:r>
+        <w:t xml:space="preserve"> (Pipes) </w:t>
+      </w:r>
+      <w:r>
+        <w:rPr>
+          <w:rtl/>
+        </w:rPr>
+        <w:t>כדי להעביר את הסיכומים חזרה לאב</w:t>
+      </w:r>
+      <w:r>
+        <w:rPr>
+          <w:rFonts w:hint="cs"/>
+          <w:rtl/>
+        </w:rPr>
+        <w:t>.</w:t>
+      </w:r>
+    </w:p>
+    <w:p>
+      <w:pPr>
+        <w:rPr>
+          <w:rtl/>
+        </w:rPr>
+      </w:pPr>
+      <w:r>
+        <w:rPr>
+          <w:rFonts w:hint="cs"/>
+          <w:rtl/>
+        </w:rPr>
+        <w:t>4)</w:t>
+      </w:r>
+      <w:r>
+        <w:rPr>
+          <w:rtl/>
+        </w:rPr>
+        <w:t xml:space="preserve"> </w:t>
+      </w:r>
+      <w:r>
+        <w:rPr>
+          <w:rtl/>
+        </w:rPr>
+        <w:t xml:space="preserve">תנאי תחרות מתרחש כי פעולה כמו </w:t>
+      </w:r>
+      <w:r>
+        <w:t xml:space="preserve">balance </w:t>
+      </w:r>
+      <w:r>
+        <w:rPr>
+          <w:rFonts w:hint="cs"/>
+          <w:rtl/>
+        </w:rPr>
+        <w:t>=+</w:t>
+      </w:r>
+      <w:r>
+        <w:t xml:space="preserve"> amount </w:t>
+      </w:r>
+      <w:r>
+        <w:rPr>
+          <w:rtl/>
+        </w:rPr>
+        <w:t>היא לא אטומית ומתורגמת ל-3 פקודות מכונה: קריאה לאוגר</w:t>
+      </w:r>
+      <w:r>
+        <w:t xml:space="preserve"> (LOAD)</w:t>
+      </w:r>
+      <w:r>
+        <w:rPr>
+          <w:rFonts w:hint="cs"/>
+          <w:rtl/>
+        </w:rPr>
+        <w:t>,</w:t>
+      </w:r>
+      <w:r>
+        <w:t xml:space="preserve"> </w:t>
+      </w:r>
+      <w:r>
+        <w:rPr>
+          <w:rtl/>
+        </w:rPr>
+        <w:t>הוספה</w:t>
+      </w:r>
+      <w:r>
+        <w:t xml:space="preserve"> (ADD)</w:t>
+      </w:r>
+      <w:r>
+        <w:rPr>
+          <w:rFonts w:hint="cs"/>
+          <w:rtl/>
+        </w:rPr>
+        <w:t xml:space="preserve">, </w:t>
+      </w:r>
+      <w:r>
+        <w:rPr>
+          <w:rtl/>
+        </w:rPr>
+        <w:t>וכתיבה חזרה</w:t>
+      </w:r>
+      <w:r>
+        <w:t xml:space="preserve"> (STORE)</w:t>
+      </w:r>
+      <w:r>
+        <w:rPr>
+          <w:rFonts w:hint="cs"/>
+          <w:rtl/>
+        </w:rPr>
+        <w:t>.</w:t>
+      </w:r>
+      <w:r>
+        <w:t xml:space="preserve"> </w:t>
+      </w:r>
+      <w:r>
+        <w:rPr>
+          <w:rtl/>
+        </w:rPr>
+        <w:t>לדוגמה, אם חוט א' קורא יתרה של 100 ש"ח</w:t>
+      </w:r>
+      <w:r>
+        <w:t xml:space="preserve"> (LOAD) </w:t>
+      </w:r>
+      <w:r>
+        <w:rPr>
+          <w:rtl/>
+        </w:rPr>
+        <w:t>ואז י</w:t>
+      </w:r>
+      <w:r>
+        <w:rPr>
+          <w:rtl/>
+        </w:rPr>
+        <w:t>ש</w:t>
+      </w:r>
+      <w:r>
+        <w:rPr>
+          <w:rFonts w:hint="cs"/>
+          <w:rtl/>
+        </w:rPr>
+        <w:t xml:space="preserve"> </w:t>
+      </w:r>
+      <w:r>
+        <w:t xml:space="preserve"> Context Switch</w:t>
+      </w:r>
+      <w:r>
+        <w:rPr>
+          <w:rFonts w:hint="cs"/>
+          <w:rtl/>
+        </w:rPr>
+        <w:t>.</w:t>
+      </w:r>
+      <w:r>
+        <w:t xml:space="preserve"> </w:t>
+      </w:r>
+      <w:r>
+        <w:rPr>
+          <w:rtl/>
+        </w:rPr>
+        <w:t>חוט ב' רץ, קורא את אותם 100 ש"ח, מוסיף 50 וכותב חזרה 150</w:t>
+      </w:r>
+      <w:r>
+        <w:t xml:space="preserve"> (STORE)</w:t>
+      </w:r>
+      <w:r>
+        <w:rPr>
+          <w:rFonts w:hint="cs"/>
+          <w:rtl/>
+        </w:rPr>
+        <w:t>.</w:t>
+      </w:r>
+      <w:r>
+        <w:t xml:space="preserve"> </w:t>
+      </w:r>
+      <w:r>
+        <w:rPr>
+          <w:rtl/>
+        </w:rPr>
+        <w:t>עכשיו חוט א' חוזר לרוץ, מוסיף 20 ל-100 שעדיין שמור לו באוגר, וכותב 120. ככה ההפקדה של חוט ב' נדרסה ונעלמה</w:t>
+      </w:r>
+      <w:r>
+        <w:rPr>
+          <w:rFonts w:hint="cs"/>
+          <w:rtl/>
+        </w:rPr>
+        <w:t>!</w:t>
+      </w:r>
+      <w:r>
+        <w:t xml:space="preserve"> </w:t>
+      </w:r>
+      <w:r>
+        <w:rPr>
+          <w:rtl/>
+        </w:rPr>
+        <w:t>ה</w:t>
+      </w:r>
+      <w:r>
+        <w:t>-Mutex</w:t>
+      </w:r>
+      <w:r>
+        <w:rPr>
+          <w:rFonts w:hint="cs"/>
+          <w:rtl/>
+        </w:rPr>
+        <w:t xml:space="preserve"> </w:t>
+      </w:r>
+      <w:r>
+        <w:t xml:space="preserve"> </w:t>
+      </w:r>
+      <w:r>
+        <w:rPr>
+          <w:rtl/>
+        </w:rPr>
+        <w:t>שהוספנו מונע את זה כי הוא מגדיר את העדכון כקטע קריטי: כשחוט אחד נועל את החשבון, חוט אחר חייב לחכות עד שהראשון יסיים את כל שלוש הפקודות, וכך אין דריסות</w:t>
+      </w:r>
+      <w:r>
+        <w:t>.</w:t>
+      </w:r>
+    </w:p>
+    <w:p>
+      <w:pPr>
+        <w:rPr>
+          <w:rtl/>
+        </w:rPr>
+      </w:pPr>
+      <w:r>
+        <w:rPr>
+          <w:rFonts w:hint="cs"/>
+          <w:rtl/>
+        </w:rPr>
+        <w:t>5)</w:t>
+      </w:r>
+      <w:r>
+        <w:rPr>
+          <w:rtl/>
+        </w:rPr>
+        <w:t xml:space="preserve"> </w:t>
+      </w:r>
+      <w:r>
+        <w:rPr>
+          <w:rtl/>
+        </w:rPr>
+        <w:t>מנעול ה</w:t>
+      </w:r>
+      <w:r>
+        <w:rPr>
+          <w:rFonts w:hint="cs"/>
+          <w:rtl/>
+        </w:rPr>
+        <w:t>-</w:t>
+      </w:r>
+      <w:proofErr w:type="spellStart"/>
+      <w:r>
+        <w:t>pthread_mutex_t</w:t>
+      </w:r>
+      <w:proofErr w:type="spellEnd"/>
+      <w:r>
+        <w:rPr>
+          <w:rFonts w:hint="cs"/>
+          <w:rtl/>
+        </w:rPr>
+        <w:t xml:space="preserve"> </w:t>
+      </w:r>
+      <w:r>
+        <w:t xml:space="preserve"> </w:t>
+      </w:r>
+      <w:r>
+        <w:rPr>
+          <w:rtl/>
+        </w:rPr>
+        <w:t>שבחרנו לא משתמש בהמתנה פעילה</w:t>
+      </w:r>
+      <w:r>
+        <w:t xml:space="preserve"> (Busy Wait) </w:t>
+      </w:r>
+      <w:r>
+        <w:rPr>
+          <w:rFonts w:hint="cs"/>
+          <w:rtl/>
+        </w:rPr>
+        <w:t>-</w:t>
+      </w:r>
+      <w:r>
+        <w:t xml:space="preserve"> </w:t>
+      </w:r>
+      <w:r>
+        <w:rPr>
+          <w:rtl/>
+        </w:rPr>
+        <w:t>אם המנעול תפוס, החוט פשוט "נרדם" ולא מבזבז מעבד</w:t>
+      </w:r>
+      <w:r>
+        <w:t xml:space="preserve">. </w:t>
+      </w:r>
+      <w:r>
+        <w:rPr>
+          <w:rtl/>
+        </w:rPr>
+        <w:t>לעומתו</w:t>
+      </w:r>
+      <w:r>
+        <w:rPr>
+          <w:rFonts w:hint="cs"/>
+          <w:rtl/>
+        </w:rPr>
+        <w:t>,</w:t>
+      </w:r>
+      <w:r>
+        <w:t xml:space="preserve"> Spin Lock </w:t>
+      </w:r>
+      <w:r>
+        <w:rPr>
+          <w:rtl/>
+        </w:rPr>
+        <w:t>כן עושה המתנה פעילה ומסתובב בלולאה עד שהמנעול משתחרר</w:t>
+      </w:r>
+      <w:r>
+        <w:rPr>
+          <w:rFonts w:hint="cs"/>
+          <w:rtl/>
+        </w:rPr>
+        <w:t>.</w:t>
+      </w:r>
+      <w:r>
+        <w:t xml:space="preserve"> </w:t>
+      </w:r>
+      <w:r>
+        <w:rPr>
+          <w:rtl/>
+        </w:rPr>
+        <w:t>לכן</w:t>
+      </w:r>
+      <w:r>
+        <w:rPr>
+          <w:rFonts w:hint="cs"/>
+          <w:rtl/>
+        </w:rPr>
+        <w:t>,</w:t>
+      </w:r>
+      <w:r>
+        <w:t xml:space="preserve"> Spin Lock </w:t>
+      </w:r>
+      <w:r>
+        <w:rPr>
+          <w:rtl/>
+        </w:rPr>
+        <w:t xml:space="preserve">מתאים מאוד לאזורים קריטיים קצרים במערכת מרובת ליבות (כי הוא חוסך את זמן ההרדמה וההערה) </w:t>
+      </w:r>
+      <w:r>
+        <w:rPr>
+          <w:rFonts w:hint="cs"/>
+          <w:rtl/>
+        </w:rPr>
+        <w:t>,</w:t>
+      </w:r>
+      <w:r>
+        <w:rPr>
+          <w:rtl/>
+        </w:rPr>
+        <w:t>אבל הוא ממש לא מתאים לאזורים ארוכים כמו</w:t>
+      </w:r>
+      <w:r>
+        <w:t xml:space="preserve"> </w:t>
+      </w:r>
+      <w:r>
+        <w:rPr>
+          <w:rFonts w:hint="cs"/>
+          <w:rtl/>
+        </w:rPr>
+        <w:t xml:space="preserve"> </w:t>
+      </w:r>
+      <w:r>
+        <w:t>I/O</w:t>
+      </w:r>
+      <w:r>
+        <w:rPr>
+          <w:rFonts w:hint="cs"/>
+          <w:rtl/>
+        </w:rPr>
+        <w:t>,</w:t>
+      </w:r>
+      <w:r>
+        <w:t xml:space="preserve"> </w:t>
+      </w:r>
+      <w:r>
+        <w:rPr>
+          <w:rtl/>
+        </w:rPr>
+        <w:t>כי הוא סתם שורף משאבי</w:t>
+      </w:r>
+      <w:r>
+        <w:t xml:space="preserve"> CPU </w:t>
+      </w:r>
+      <w:r>
+        <w:rPr>
+          <w:rtl/>
+        </w:rPr>
+        <w:t>בזמן ההמתנה</w:t>
+      </w:r>
+      <w:r>
+        <w:rPr>
+          <w:rFonts w:hint="cs"/>
+          <w:rtl/>
+        </w:rPr>
+        <w:t>.</w:t>
+      </w:r>
+      <w:r>
+        <w:t xml:space="preserve"> </w:t>
+      </w:r>
+      <w:r>
+        <w:rPr>
+          <w:rtl/>
+        </w:rPr>
+        <w:t>למטלה הזו העדפתי להשתמש ב</w:t>
+      </w:r>
+      <w:r>
+        <w:rPr>
+          <w:rFonts w:hint="cs"/>
+          <w:rtl/>
+        </w:rPr>
+        <w:t>-</w:t>
+      </w:r>
+      <w:r>
+        <w:t>Mutex</w:t>
+      </w:r>
+      <w:r>
+        <w:rPr>
+          <w:rFonts w:hint="cs"/>
+          <w:rtl/>
+        </w:rPr>
+        <w:t>,</w:t>
+      </w:r>
+      <w:r>
+        <w:t xml:space="preserve"> </w:t>
+      </w:r>
+      <w:r>
+        <w:rPr>
+          <w:rtl/>
+        </w:rPr>
+        <w:t xml:space="preserve">גם כי זה נדרש </w:t>
+      </w:r>
+      <w:r>
+        <w:rPr>
+          <w:rtl/>
+        </w:rPr>
+        <w:t>וגם כי הפקידים שלנו מבצעים פעולות נוספות שהיו הופכות את ה</w:t>
+      </w:r>
+      <w:r>
+        <w:rPr>
+          <w:rFonts w:hint="cs"/>
+          <w:rtl/>
+        </w:rPr>
+        <w:t>-</w:t>
+      </w:r>
+      <w:r>
+        <w:t>Spin Lock</w:t>
+      </w:r>
+      <w:r>
+        <w:rPr>
+          <w:rFonts w:hint="cs"/>
+          <w:rtl/>
+        </w:rPr>
+        <w:t xml:space="preserve"> </w:t>
+      </w:r>
+      <w:r>
+        <w:t xml:space="preserve"> </w:t>
+      </w:r>
+      <w:r>
+        <w:rPr>
+          <w:rtl/>
+        </w:rPr>
+        <w:t>ללא יעיל</w:t>
+      </w:r>
+      <w:r>
+        <w:t>.</w:t>
+      </w:r>
+    </w:p>
+    <w:p>
+      <w:pPr>
+        <w:rPr>
+          <w:rtl/>
+        </w:rPr>
+      </w:pPr>
+      <w:r>
+        <w:rPr>
+          <w:rFonts w:hint="cs"/>
+          <w:rtl/>
+        </w:rPr>
+        <w:t>6)</w:t>
+      </w:r>
+      <w:r>
+        <w:rPr>
+          <w:rtl/>
+        </w:rPr>
+        <w:t xml:space="preserve"> </w:t>
+      </w:r>
+      <w:r>
+        <w:rPr>
+          <w:rtl/>
+        </w:rPr>
+        <w:t>לא השתמשנו ב</w:t>
+      </w:r>
+      <w:r>
+        <w:rPr>
+          <w:rFonts w:hint="cs"/>
+          <w:rtl/>
+        </w:rPr>
+        <w:t>-</w:t>
+      </w:r>
+      <w:proofErr w:type="spellStart"/>
+      <w:r>
+        <w:t>printf</w:t>
+      </w:r>
+      <w:proofErr w:type="spellEnd"/>
+      <w:r>
+        <w:t>()</w:t>
+      </w:r>
+      <w:r>
+        <w:rPr>
+          <w:rFonts w:hint="cs"/>
+          <w:rtl/>
+        </w:rPr>
+        <w:t xml:space="preserve"> </w:t>
+      </w:r>
+      <w:r>
+        <w:t xml:space="preserve"> </w:t>
+      </w:r>
+      <w:r>
+        <w:rPr>
+          <w:rtl/>
+        </w:rPr>
+        <w:t>בתוך</w:t>
+      </w:r>
+      <w:r>
+        <w:rPr>
+          <w:rFonts w:hint="cs"/>
+          <w:rtl/>
+        </w:rPr>
+        <w:t xml:space="preserve"> </w:t>
+      </w:r>
+      <w:r>
+        <w:t>signal handler</w:t>
+      </w:r>
+      <w:r>
+        <w:rPr>
+          <w:rFonts w:hint="cs"/>
+          <w:rtl/>
+        </w:rPr>
+        <w:t xml:space="preserve"> </w:t>
+      </w:r>
+      <w:r>
+        <w:t xml:space="preserve"> </w:t>
+      </w:r>
+      <w:r>
+        <w:rPr>
+          <w:rtl/>
+        </w:rPr>
+        <w:t>כי היא לא מוגדרת כ</w:t>
+      </w:r>
+      <w:r>
+        <w:rPr>
+          <w:rFonts w:hint="cs"/>
+          <w:rtl/>
+        </w:rPr>
+        <w:t xml:space="preserve">- </w:t>
+      </w:r>
+      <w:r>
+        <w:t>async-signal-safe</w:t>
+      </w:r>
+      <w:r>
+        <w:rPr>
+          <w:rFonts w:hint="cs"/>
+          <w:rtl/>
+        </w:rPr>
+        <w:t xml:space="preserve"> </w:t>
+      </w:r>
+      <w:r>
+        <w:rPr>
+          <w:rtl/>
+        </w:rPr>
+        <w:t>המשמעות של המונח היא שהפונקציה בטוחה לשימוש גם אם היא נקטעת על ידי איתות ונקראת שוב מתוכו</w:t>
+      </w:r>
+      <w:r>
+        <w:rPr>
+          <w:rFonts w:hint="cs"/>
+          <w:rtl/>
+        </w:rPr>
+        <w:t>.</w:t>
+      </w:r>
+      <w:r>
+        <w:t xml:space="preserve"> </w:t>
+      </w:r>
+      <w:proofErr w:type="spellStart"/>
+      <w:r>
+        <w:t>printf</w:t>
+      </w:r>
+      <w:proofErr w:type="spellEnd"/>
+      <w:r>
+        <w:t xml:space="preserve"> </w:t>
+      </w:r>
+      <w:r>
+        <w:rPr>
+          <w:rtl/>
+        </w:rPr>
+        <w:t>משתמשת בחוצצים ומנעולים פנימיים, ואם האיתות קוטע אותה כשהמנעול תפוס, ניסיון לקרוא לה שוב יגרום לקיפאון</w:t>
+      </w:r>
+      <w:r>
+        <w:rPr>
+          <w:rFonts w:hint="cs"/>
+          <w:rtl/>
+        </w:rPr>
+        <w:t>.</w:t>
+      </w:r>
+      <w:r>
+        <w:t xml:space="preserve"> </w:t>
+      </w:r>
+      <w:r>
+        <w:rPr>
+          <w:rtl/>
+        </w:rPr>
+        <w:t xml:space="preserve">פונקציות כמו </w:t>
+      </w:r>
+      <w:r>
+        <w:t>write()</w:t>
+      </w:r>
+      <w:r>
+        <w:rPr>
+          <w:rFonts w:hint="cs"/>
+          <w:rtl/>
+        </w:rPr>
+        <w:t xml:space="preserve"> </w:t>
+      </w:r>
+      <w:r>
+        <w:t xml:space="preserve"> </w:t>
+      </w:r>
+      <w:r>
+        <w:rPr>
+          <w:rtl/>
+        </w:rPr>
+        <w:t>ו</w:t>
+      </w:r>
+      <w:r>
+        <w:t>-</w:t>
+      </w:r>
+      <w:proofErr w:type="spellStart"/>
+      <w:r>
+        <w:lastRenderedPageBreak/>
+        <w:t>waitpid</w:t>
+      </w:r>
+      <w:proofErr w:type="spellEnd"/>
+      <w:r>
+        <w:t xml:space="preserve">() </w:t>
+      </w:r>
+      <w:r>
+        <w:rPr>
+          <w:rFonts w:hint="cs"/>
+          <w:rtl/>
+        </w:rPr>
+        <w:t xml:space="preserve"> </w:t>
+      </w:r>
+      <w:r>
+        <w:rPr>
+          <w:rtl/>
+        </w:rPr>
+        <w:t xml:space="preserve">הן כן בטוחות (כי הן קריאות מערכת ישירות) </w:t>
+      </w:r>
+      <w:r>
+        <w:rPr>
+          <w:rFonts w:hint="cs"/>
+          <w:rtl/>
+        </w:rPr>
+        <w:t>,</w:t>
+      </w:r>
+      <w:r>
+        <w:rPr>
+          <w:rtl/>
+        </w:rPr>
+        <w:t>בעוד ש</w:t>
+      </w:r>
+      <w:r>
+        <w:rPr>
+          <w:rFonts w:hint="cs"/>
+          <w:rtl/>
+        </w:rPr>
+        <w:t>-</w:t>
+      </w:r>
+      <w:proofErr w:type="spellStart"/>
+      <w:r>
+        <w:t>printf</w:t>
+      </w:r>
+      <w:proofErr w:type="spellEnd"/>
+      <w:r>
+        <w:t xml:space="preserve">() </w:t>
+      </w:r>
+      <w:r>
+        <w:rPr>
+          <w:rFonts w:hint="cs"/>
+          <w:rtl/>
+        </w:rPr>
+        <w:t xml:space="preserve"> </w:t>
+      </w:r>
+      <w:r>
+        <w:rPr>
+          <w:rtl/>
+        </w:rPr>
+        <w:t>ו</w:t>
+      </w:r>
+      <w:r>
+        <w:rPr>
+          <w:rFonts w:hint="cs"/>
+          <w:rtl/>
+        </w:rPr>
+        <w:t>-</w:t>
+      </w:r>
+      <w:r>
+        <w:t>malloc()</w:t>
+      </w:r>
+      <w:r>
+        <w:rPr>
+          <w:rFonts w:hint="cs"/>
+          <w:rtl/>
+        </w:rPr>
+        <w:t xml:space="preserve"> </w:t>
+      </w:r>
+      <w:r>
+        <w:t xml:space="preserve"> </w:t>
+      </w:r>
+      <w:r>
+        <w:rPr>
+          <w:rtl/>
+        </w:rPr>
+        <w:t>אינן בטוחות מאותה סיבה של ניהול מצב גלובלי ומנעולים</w:t>
+      </w:r>
+      <w:r>
+        <w:t>.</w:t>
+      </w:r>
+    </w:p>
+    <w:p>
+      <w:pPr>
+        <w:rPr>
+          <w:rtl/>
+        </w:rPr>
+      </w:pPr>
+      <w:r>
+        <w:rPr>
+          <w:rFonts w:hint="cs"/>
+          <w:rtl/>
+        </w:rPr>
+        <w:t>7)</w:t>
+      </w:r>
+      <w:r>
+        <w:rPr>
+          <w:rtl/>
+        </w:rPr>
+        <w:t xml:space="preserve"> </w:t>
+      </w:r>
+      <w:r>
+        <w:rPr>
+          <w:rtl/>
+        </w:rPr>
+        <w:t xml:space="preserve">כשאנחנו עושים </w:t>
+      </w:r>
+      <w:r>
+        <w:t>write()</w:t>
+      </w:r>
+      <w:r>
+        <w:rPr>
+          <w:rFonts w:hint="cs"/>
+          <w:rtl/>
+        </w:rPr>
+        <w:t xml:space="preserve"> </w:t>
+      </w:r>
+      <w:r>
+        <w:t xml:space="preserve"> </w:t>
+      </w:r>
+      <w:r>
+        <w:rPr>
+          <w:rtl/>
+        </w:rPr>
+        <w:t>לצינור, הנתונים נכתבים לתוך חוצץ</w:t>
+      </w:r>
+      <w:r>
+        <w:t xml:space="preserve"> (Buffer) </w:t>
+      </w:r>
+      <w:r>
+        <w:rPr>
+          <w:rtl/>
+        </w:rPr>
+        <w:t>פנימי בזיכרון של מערכת ההפעלה, ולא לדיסק</w:t>
+      </w:r>
+      <w:r>
+        <w:t xml:space="preserve">. </w:t>
+      </w:r>
+      <w:r>
+        <w:rPr>
+          <w:rtl/>
+        </w:rPr>
+        <w:t xml:space="preserve">אם האב מנסה לעשות </w:t>
+      </w:r>
+      <w:r>
+        <w:t>read()</w:t>
+      </w:r>
+      <w:r>
+        <w:rPr>
+          <w:rFonts w:hint="cs"/>
+          <w:rtl/>
+        </w:rPr>
+        <w:t xml:space="preserve"> </w:t>
+      </w:r>
+      <w:r>
+        <w:t xml:space="preserve"> </w:t>
+      </w:r>
+      <w:r>
+        <w:rPr>
+          <w:rtl/>
+        </w:rPr>
+        <w:t xml:space="preserve">לפני שאיזשהו ילד כתב, </w:t>
+      </w:r>
+      <w:proofErr w:type="spellStart"/>
+      <w:r>
+        <w:rPr>
+          <w:rtl/>
+        </w:rPr>
+        <w:t>הקרנל</w:t>
+      </w:r>
+      <w:proofErr w:type="spellEnd"/>
+      <w:r>
+        <w:rPr>
+          <w:rtl/>
+        </w:rPr>
+        <w:t xml:space="preserve"> פשוט יחסום</w:t>
+      </w:r>
+      <w:r>
+        <w:t xml:space="preserve"> (Block) </w:t>
+      </w:r>
+      <w:r>
+        <w:rPr>
+          <w:rtl/>
+        </w:rPr>
+        <w:t>את האב וירדים אותו עד שיהיו נתונים זמינים</w:t>
+      </w:r>
+      <w:r>
+        <w:rPr>
+          <w:rFonts w:hint="cs"/>
+          <w:rtl/>
+        </w:rPr>
+        <w:t>.</w:t>
+      </w:r>
+      <w:r>
+        <w:t xml:space="preserve"> </w:t>
+      </w:r>
+      <w:r>
+        <w:rPr>
+          <w:rtl/>
+        </w:rPr>
+        <w:t xml:space="preserve">חשוב מאוד שהאב יסגור את צד הכתיבה שלו, כי קריאת </w:t>
+      </w:r>
+      <w:r>
+        <w:t>read</w:t>
+      </w:r>
+      <w:r>
+        <w:rPr>
+          <w:rFonts w:hint="cs"/>
+          <w:rtl/>
+        </w:rPr>
+        <w:t xml:space="preserve"> </w:t>
+      </w:r>
+      <w:r>
+        <w:t xml:space="preserve"> </w:t>
+      </w:r>
+      <w:r>
+        <w:rPr>
+          <w:rtl/>
+        </w:rPr>
+        <w:t>מסתיימת (ומחזירה 0) רק כשאין יותר כותבים פוטנציאליים לצינור</w:t>
+      </w:r>
+      <w:r>
+        <w:rPr>
+          <w:rFonts w:hint="cs"/>
+          <w:rtl/>
+        </w:rPr>
+        <w:t>.</w:t>
+      </w:r>
+      <w:r>
+        <w:t xml:space="preserve"> </w:t>
+      </w:r>
+      <w:r>
+        <w:rPr>
+          <w:rtl/>
+        </w:rPr>
+        <w:t>אם האב ישאיר את הצד שלו פתוח, ה</w:t>
+      </w:r>
+      <w:r>
+        <w:rPr>
+          <w:rFonts w:hint="cs"/>
+          <w:rtl/>
+        </w:rPr>
+        <w:t>-</w:t>
+      </w:r>
+      <w:r>
+        <w:t>read</w:t>
+      </w:r>
+      <w:r>
+        <w:rPr>
+          <w:rFonts w:hint="cs"/>
+          <w:rtl/>
+        </w:rPr>
+        <w:t xml:space="preserve"> </w:t>
+      </w:r>
+      <w:r>
+        <w:t xml:space="preserve"> </w:t>
+      </w:r>
+      <w:r>
+        <w:rPr>
+          <w:rtl/>
+        </w:rPr>
+        <w:t>שלו לעולם לא יסתיים והתוכנית תיתקע לנצח</w:t>
+      </w:r>
+      <w:r>
+        <w:t>.</w:t>
+      </w:r>
+    </w:p>
+    <w:p>
+      <w:pPr>
+        <w:rPr>
+          <w:rtl/>
+        </w:rPr>
+      </w:pPr>
+      <w:r>
+        <w:rPr>
+          <w:rFonts w:hint="cs"/>
+          <w:rtl/>
+        </w:rPr>
+        <w:t>8)</w:t>
+      </w:r>
+      <w:r>
+        <w:rPr>
+          <w:rtl/>
+        </w:rPr>
+        <w:t xml:space="preserve"> </w:t>
+      </w:r>
+      <w:r>
+        <w:rPr>
+          <w:rtl/>
+        </w:rPr>
+        <w:t>כשאנחנו קוראים ל</w:t>
+      </w:r>
+      <w:r>
+        <w:rPr>
+          <w:rFonts w:hint="cs"/>
+          <w:rtl/>
+        </w:rPr>
+        <w:t>-</w:t>
+      </w:r>
+      <w:r>
+        <w:t>malloc()</w:t>
+      </w:r>
+      <w:r>
+        <w:rPr>
+          <w:rFonts w:hint="cs"/>
+          <w:rtl/>
+        </w:rPr>
+        <w:t xml:space="preserve"> </w:t>
+      </w:r>
+      <w:r>
+        <w:t xml:space="preserve"> </w:t>
+      </w:r>
+      <w:r>
+        <w:rPr>
+          <w:rtl/>
+        </w:rPr>
+        <w:t>להקצאת זיכרון, הוא מגיע מסגמנט הערימה</w:t>
+      </w:r>
+      <w:r>
+        <w:t xml:space="preserve"> (Heap) </w:t>
+      </w:r>
+      <w:r>
+        <w:rPr>
+          <w:rtl/>
+        </w:rPr>
+        <w:t>של התהליך</w:t>
+      </w:r>
+      <w:r>
+        <w:rPr>
+          <w:rFonts w:hint="cs"/>
+          <w:rtl/>
+        </w:rPr>
+        <w:t>.</w:t>
+      </w:r>
+      <w:r>
+        <w:t xml:space="preserve"> </w:t>
+      </w:r>
+      <w:r>
+        <w:rPr>
+          <w:rtl/>
+        </w:rPr>
+        <w:t xml:space="preserve">עם זאת, </w:t>
+      </w:r>
+      <w:proofErr w:type="spellStart"/>
+      <w:r>
+        <w:rPr>
+          <w:rtl/>
+        </w:rPr>
+        <w:t>הקרנל</w:t>
+      </w:r>
+      <w:proofErr w:type="spellEnd"/>
+      <w:r>
+        <w:rPr>
+          <w:rtl/>
+        </w:rPr>
+        <w:t xml:space="preserve"> משתמש ב</w:t>
+      </w:r>
+      <w:r>
+        <w:rPr>
+          <w:rFonts w:hint="cs"/>
+          <w:rtl/>
+        </w:rPr>
+        <w:t>-</w:t>
+      </w:r>
+      <w:r>
+        <w:t>Demand Paging</w:t>
+      </w:r>
+      <w:r>
+        <w:rPr>
+          <w:rFonts w:hint="cs"/>
+          <w:rtl/>
+        </w:rPr>
+        <w:t xml:space="preserve"> </w:t>
+      </w:r>
+      <w:r>
+        <w:t xml:space="preserve"> </w:t>
+      </w:r>
+      <w:r>
+        <w:rPr>
+          <w:rtl/>
+        </w:rPr>
+        <w:t>ולא מקצה זיכרון פיזי מיד</w:t>
+      </w:r>
+      <w:r>
+        <w:rPr>
+          <w:rFonts w:hint="cs"/>
+          <w:rtl/>
+        </w:rPr>
+        <w:t xml:space="preserve">. </w:t>
+      </w:r>
+      <w:r>
+        <w:rPr>
+          <w:rtl/>
+        </w:rPr>
+        <w:t>בפעם הראשונה שניגש לדף הזה, תיווצר פסיקת שגיאת דף</w:t>
+      </w:r>
+      <w:r>
+        <w:t xml:space="preserve"> (Page Fault)</w:t>
+      </w:r>
+      <w:r>
+        <w:rPr>
+          <w:rFonts w:hint="cs"/>
+          <w:rtl/>
+        </w:rPr>
+        <w:t>.</w:t>
+      </w:r>
+      <w:r>
+        <w:t xml:space="preserve"> </w:t>
+      </w:r>
+      <w:proofErr w:type="spellStart"/>
+      <w:r>
+        <w:rPr>
+          <w:rtl/>
+        </w:rPr>
+        <w:t>הקרנל</w:t>
+      </w:r>
+      <w:proofErr w:type="spellEnd"/>
+      <w:r>
+        <w:rPr>
+          <w:rtl/>
+        </w:rPr>
+        <w:t xml:space="preserve"> יתפוס אותה, יקצה דף פיזי פנוי, ימפה אותו לדף הווירטואלי, ויחזיר את התוכנית להמשך ריצה</w:t>
+      </w:r>
+      <w:r>
+        <w:rPr>
+          <w:rFonts w:hint="cs"/>
+          <w:rtl/>
+        </w:rPr>
+        <w:t xml:space="preserve">. </w:t>
+      </w:r>
+      <w:r>
+        <w:rPr>
+          <w:rtl/>
+        </w:rPr>
+        <w:t>במצב של לחץ זיכרון שדורש החלפת דפים, מערכת ההפעלה כנראה תשתמש באלגוריתם ה</w:t>
+      </w:r>
+      <w:r>
+        <w:rPr>
+          <w:rFonts w:hint="cs"/>
+          <w:rtl/>
+        </w:rPr>
+        <w:t>-</w:t>
+      </w:r>
+      <w:r>
+        <w:t xml:space="preserve">Clock </w:t>
+      </w:r>
+      <w:r>
+        <w:rPr>
+          <w:rFonts w:hint="cs"/>
+          <w:rtl/>
+        </w:rPr>
+        <w:t>(</w:t>
+      </w:r>
+      <w:r>
+        <w:rPr>
+          <w:rtl/>
+        </w:rPr>
+        <w:t xml:space="preserve">קירוב </w:t>
+      </w:r>
+      <w:r>
+        <w:rPr>
+          <w:b/>
+          <w:bCs/>
+          <w:rtl/>
+        </w:rPr>
+        <w:t>של</w:t>
+      </w:r>
+      <w:r>
+        <w:t xml:space="preserve"> </w:t>
+      </w:r>
+      <w:r>
+        <w:rPr>
+          <w:rFonts w:hint="cs"/>
+          <w:rtl/>
+        </w:rPr>
+        <w:t xml:space="preserve"> </w:t>
+      </w:r>
+      <w:r>
+        <w:t>LRU</w:t>
+      </w:r>
+      <w:r>
+        <w:rPr>
+          <w:rFonts w:hint="cs"/>
+          <w:rtl/>
+        </w:rPr>
+        <w:t>).</w:t>
+      </w:r>
+      <w:r>
+        <w:t xml:space="preserve"> </w:t>
+      </w:r>
+      <w:r>
+        <w:rPr>
+          <w:rtl/>
+        </w:rPr>
+        <w:t>אלגוריתם</w:t>
+      </w:r>
+      <w:r>
+        <w:t xml:space="preserve"> LRU</w:t>
+      </w:r>
+      <w:r>
+        <w:t xml:space="preserve"> </w:t>
+      </w:r>
+      <w:r>
+        <w:rPr>
+          <w:rtl/>
+        </w:rPr>
+        <w:t>אמיתי דורש עדכון חותמת זמן על כל גישה לזיכרון וזה כבד מדי, בעוד שה</w:t>
+      </w:r>
+      <w:r>
+        <w:rPr>
+          <w:rFonts w:hint="cs"/>
+          <w:rtl/>
+        </w:rPr>
+        <w:t>-</w:t>
+      </w:r>
+      <w:r>
+        <w:t>Clock</w:t>
+      </w:r>
+      <w:r>
+        <w:rPr>
+          <w:rFonts w:hint="cs"/>
+          <w:rtl/>
+        </w:rPr>
+        <w:t xml:space="preserve"> </w:t>
+      </w:r>
+      <w:r>
+        <w:t xml:space="preserve"> </w:t>
+      </w:r>
+      <w:r>
+        <w:rPr>
+          <w:rtl/>
+        </w:rPr>
+        <w:t>רק בודק</w:t>
+      </w:r>
+      <w:r>
+        <w:t xml:space="preserve"> Reference Bit </w:t>
+      </w:r>
+      <w:r>
+        <w:rPr>
+          <w:rtl/>
+        </w:rPr>
+        <w:t>שמעודכן ביעילות על ידי החומרה</w:t>
+      </w:r>
+      <w:r>
+        <w:t>.</w:t>
+      </w:r>
+    </w:p>
+    <w:p>
+      <w:pPr>
+        <w:rPr>
+          <w:rtl/>
+        </w:rPr>
+      </w:pPr>
+    </w:p>
+    <w:p>
+      <w:pPr>
+        <w:rPr>
+          <w:rFonts w:asciiTheme="minorBidi" w:hAnsiTheme="minorBidi"/>
+        </w:rPr>
+      </w:pPr>
+      <w:r>
+        <w:rPr>
+          <w:rFonts w:asciiTheme="minorBidi" w:hAnsiTheme="minorBidi"/>
+          <w:b/>
+          <w:bCs/>
+        </w:rPr>
+        <w:t>Race Condition Demonstration</w:t>
+      </w:r>
+    </w:p>
+    <w:p>
+      <w:pPr>
+        <w:rPr>
+          <w:rtl/>
+        </w:rPr>
+      </w:pPr>
+      <w:r>
+        <w:rPr>
+          <w:rFonts w:hint="cs"/>
+          <w:rtl/>
+        </w:rPr>
+        <w:t xml:space="preserve">הערה: </w:t>
+      </w:r>
+      <w:r>
+        <w:rPr>
+          <w:rtl/>
+        </w:rPr>
+        <w:t>כדי באמת להדגים את תנאי התחרות כמו שצריך, הרצתי את הבדיקות עם עומס של 100,000 פעולות במקום 20. הסיבה היא ש-20 פעולות מסתיימות כל כך מהר על מעבד מודרני, שהחוטים בכלל לא מספיקים לחפוף ולהתנגש אחד בשני. הגדלת העומס הכריחה את החוטים לרוץ במקביל באותו זמן ולדרוס אחד את השני</w:t>
+      </w:r>
+      <w:r>
+        <w:t>.</w:t>
+      </w:r>
+    </w:p>
+    <w:p>
+      <w:pPr>
+        <w:rPr>
+          <w:rtl/>
+        </w:rPr>
+      </w:pPr>
+    </w:p>
+    <w:p>
+      <w:pPr>
+        <w:rPr>
+          <w:rFonts w:cs="Arial"/>
+          <w:rtl/>
+        </w:rPr>
+      </w:pPr>
+      <w:r>
+        <w:rPr>
+          <w:rFonts w:hint="cs"/>
+          <w:rtl/>
+        </w:rPr>
+        <w:t>הרצה עם מנעולים:</w:t>
+      </w:r>
+    </w:p>
+    <w:p>
+      <w:pPr>
+        <w:rPr>
+          <w:rFonts w:cs="Arial"/>
+          <w:rtl/>
+        </w:rPr>
+      </w:pPr>
+      <w:r>
+        <w:rPr>
+          <w:rFonts w:cs="Arial"/>
+          <w:rtl/>
+        </w:rPr>
         <w:drawing>
-          <wp:inline distT="0" distB="0" distL="0" distR="0" wp14:anchorId="35EC7869" wp14:editId="7E25CBC3">
-            <wp:extent cx="5274310" cy="1958975"/>
-            <wp:effectExtent l="0" t="0" r="2540" b="3175"/>
-            <wp:docPr id="1154086774" name="תמונה 1"/>
+          <wp:inline distT="0" distB="0" distL="0" distR="0" wp14:anchorId="4E26E1C7" wp14:editId="6E2EFCC2">
+            <wp:extent cx="4981433" cy="2801981"/>
+            <wp:effectExtent l="0" t="0" r="0" b="0"/>
+            <wp:docPr id="711916381" name="תמונה 1"/>
             <wp:cNvGraphicFramePr>
               <a:graphicFrameLocks xmlns:a="http://schemas.openxmlformats.org/drawingml/2006/main" noChangeAspect="1"/>
             </wp:cNvGraphicFramePr>
@@ -20,50 +2000,7 @@
               <a:graphicData uri="http://schemas.openxmlformats.org/drawingml/2006/picture">
                 <pic:pic xmlns:pic="http://schemas.openxmlformats.org/drawingml/2006/picture">
                   <pic:nvPicPr>
-                    <pic:cNvPr id="1154086774" name=""/>
-                    <pic:cNvPicPr/>
-                  </pic:nvPicPr>
-                  <pic:blipFill>
-                    <a:blip r:embed="rId7"/>
-                    <a:stretch>
-                      <a:fillRect/>
-                    </a:stretch>
-                  </pic:blipFill>
-                  <pic:spPr>
-                    <a:xfrm>
-                      <a:off x="0" y="0"/>
-                      <a:ext cx="5274310" cy="1958975"/>
-                    </a:xfrm>
-                    <a:prstGeom prst="rect">
-                      <a:avLst/>
-                    </a:prstGeom>
-                  </pic:spPr>
-                </pic:pic>
-              </a:graphicData>
-            </a:graphic>
-          </wp:inline>
-        </w:drawing>
-      </w:r>
-    </w:p>
-    <w:p>
-      <w:pPr>
-        <w:bidi w:val="0"/>
-        <w:jc w:val="right"/>
-      </w:pPr>
-      <w:r>
-        <w:drawing>
-          <wp:inline distT="0" distB="0" distL="0" distR="0" wp14:anchorId="717DBFBC" wp14:editId="6DA84162">
-            <wp:extent cx="5274310" cy="3903980"/>
-            <wp:effectExtent l="0" t="0" r="2540" b="1270"/>
-            <wp:docPr id="562224509" name="תמונה 1"/>
-            <wp:cNvGraphicFramePr>
-              <a:graphicFrameLocks xmlns:a="http://schemas.openxmlformats.org/drawingml/2006/main" noChangeAspect="1"/>
-            </wp:cNvGraphicFramePr>
-            <a:graphic xmlns:a="http://schemas.openxmlformats.org/drawingml/2006/main">
-              <a:graphicData uri="http://schemas.openxmlformats.org/drawingml/2006/picture">
-                <pic:pic xmlns:pic="http://schemas.openxmlformats.org/drawingml/2006/picture">
-                  <pic:nvPicPr>
-                    <pic:cNvPr id="562224509" name=""/>
+                    <pic:cNvPr id="711916381" name=""/>
                     <pic:cNvPicPr/>
                   </pic:nvPicPr>
                   <pic:blipFill>
@@ -75,7 +2012,7 @@
                   <pic:spPr>
                     <a:xfrm>
                       <a:off x="0" y="0"/>
-                      <a:ext cx="5274310" cy="3903980"/>
+                      <a:ext cx="4991262" cy="2807510"/>
                     </a:xfrm>
                     <a:prstGeom prst="rect">
                       <a:avLst/>
@@ -90,16 +2027,136 @@
     </w:p>
     <w:p>
       <w:pPr>
-        <w:bidi w:val="0"/>
-        <w:jc w:val="right"/>
-      </w:pPr>
-      <w:r>
+        <w:rPr>
+          <w:rFonts w:cs="Arial"/>
+          <w:rtl/>
+        </w:rPr>
+      </w:pPr>
+      <w:r>
+        <w:rPr>
+          <w:rFonts w:cs="Arial"/>
+          <w:b/>
+          <w:bCs/>
+          <w:rtl/>
+        </w:rPr>
         <w:lastRenderedPageBreak/>
+        <w:t>ריצה תקינה (עם מנעולים)</w:t>
+      </w:r>
+      <w:r>
+        <w:rPr>
+          <w:rFonts w:cs="Arial" w:hint="cs"/>
+          <w:b/>
+          <w:bCs/>
+          <w:rtl/>
+        </w:rPr>
+        <w:t>:</w:t>
+      </w:r>
+      <w:r>
+        <w:rPr>
+          <w:rFonts w:cs="Arial"/>
+        </w:rPr>
+        <w:t xml:space="preserve"> </w:t>
+      </w:r>
+      <w:r>
+        <w:rPr>
+          <w:rFonts w:cs="Arial"/>
+          <w:rtl/>
+        </w:rPr>
+        <w:t xml:space="preserve">כשהמנעולים עובדים, כל פקיד (חוט) נועל את החשבון לפני שהוא קורא ומשנה אותו. בפלט רואים שכל הסניפים הדפיסו </w:t>
+      </w:r>
+      <w:r>
+        <w:rPr>
+          <w:rFonts w:cs="Arial"/>
+        </w:rPr>
+        <w:t>PASSED</w:t>
+      </w:r>
+      <w:r>
+        <w:rPr>
+          <w:rFonts w:cs="Arial" w:hint="cs"/>
+          <w:rtl/>
+        </w:rPr>
+        <w:t xml:space="preserve"> </w:t>
+      </w:r>
+      <w:r>
+        <w:rPr>
+          <w:rFonts w:cs="Arial"/>
+        </w:rPr>
+        <w:t xml:space="preserve"> </w:t>
+      </w:r>
+      <w:r>
+        <w:rPr>
+          <w:rFonts w:cs="Arial"/>
+          <w:rtl/>
+        </w:rPr>
+        <w:t xml:space="preserve">בבדיקת חוק שימור הכסף </w:t>
+      </w:r>
+      <w:r>
+        <w:rPr>
+          <w:rFonts w:cs="Arial" w:hint="cs"/>
+          <w:rtl/>
+        </w:rPr>
+        <w:t>-</w:t>
+      </w:r>
+      <w:r>
+        <w:rPr>
+          <w:rFonts w:cs="Arial"/>
+          <w:rtl/>
+        </w:rPr>
+        <w:t xml:space="preserve"> אף חוט לא נכנס באמצע הפעולה של חוט אחר, והסכום תמיד נשאר מאוזן ומדויק</w:t>
+      </w:r>
+      <w:r>
+        <w:rPr>
+          <w:rFonts w:cs="Arial" w:hint="cs"/>
+          <w:rtl/>
+        </w:rPr>
+        <w:t xml:space="preserve">. </w:t>
+      </w:r>
+      <w:r>
+        <w:rPr>
+          <w:rFonts w:cs="Arial"/>
+          <w:rtl/>
+        </w:rPr>
+        <w:br/>
+      </w:r>
+    </w:p>
+    <w:p>
+      <w:pPr>
+        <w:rPr>
+          <w:rtl/>
+        </w:rPr>
+      </w:pPr>
+      <w:r>
+        <w:rPr>
+          <w:rFonts w:cs="Arial"/>
+          <w:rtl/>
+        </w:rPr>
+        <w:br/>
+      </w:r>
+      <w:r>
+        <w:rPr>
+          <w:rFonts w:hint="cs"/>
+          <w:rtl/>
+        </w:rPr>
+        <w:t>הרצה ללא מנעולים:</w:t>
+      </w:r>
+    </w:p>
+    <w:p>
+      <w:pPr>
+        <w:rPr>
+          <w:rFonts w:cs="Arial"/>
+          <w:rtl/>
+        </w:rPr>
+      </w:pPr>
+      <w:r>
+        <w:rPr>
+          <w:rFonts w:cs="Arial"/>
+          <w:rtl/>
+        </w:rPr>
         <w:drawing>
-          <wp:inline distT="0" distB="0" distL="0" distR="0" wp14:anchorId="4F4D5B23" wp14:editId="5AE4121C">
-            <wp:extent cx="5274310" cy="3284855"/>
-            <wp:effectExtent l="0" t="0" r="2540" b="0"/>
-            <wp:docPr id="837623895" name="תמונה 1"/>
+          <wp:inline distT="0" distB="0" distL="0" distR="0" wp14:anchorId="1C257CEF" wp14:editId="193037FA">
+            <wp:extent cx="4913194" cy="2889001"/>
+            <wp:effectExtent l="0" t="0" r="1905" b="6985"/>
+            <wp:docPr id="527733827" name="תמונה 1"/>
             <wp:cNvGraphicFramePr>
               <a:graphicFrameLocks xmlns:a="http://schemas.openxmlformats.org/drawingml/2006/main" noChangeAspect="1"/>
             </wp:cNvGraphicFramePr>
@@ -107,7 +2164,7 @@
               <a:graphicData uri="http://schemas.openxmlformats.org/drawingml/2006/picture">
                 <pic:pic xmlns:pic="http://schemas.openxmlformats.org/drawingml/2006/picture">
                   <pic:nvPicPr>
-                    <pic:cNvPr id="837623895" name=""/>
+                    <pic:cNvPr id="527733827" name=""/>
                     <pic:cNvPicPr/>
                   </pic:nvPicPr>
                   <pic:blipFill>
@@ -119,7 +2176,7 @@
                   <pic:spPr>
                     <a:xfrm>
                       <a:off x="0" y="0"/>
-                      <a:ext cx="5274310" cy="3284855"/>
+                      <a:ext cx="4919249" cy="2892561"/>
                     </a:xfrm>
                     <a:prstGeom prst="rect">
                       <a:avLst/>
@@ -134,15 +2191,101 @@
     </w:p>
     <w:p>
       <w:pPr>
-        <w:bidi w:val="0"/>
-        <w:rPr>
-          <w:rtl/>
-        </w:rPr>
-      </w:pPr>
+        <w:rPr>
+          <w:rtl/>
+        </w:rPr>
+      </w:pPr>
+      <w:r>
+        <w:rPr>
+          <w:b/>
+          <w:bCs/>
+          <w:rtl/>
+        </w:rPr>
+        <w:t>ריצה בלי מנעולים</w:t>
+      </w:r>
+      <w:r>
+        <w:rPr>
+          <w:b/>
+          <w:bCs/>
+        </w:rPr>
+        <w:t xml:space="preserve"> (NO_LOCK)</w:t>
+      </w:r>
+      <w:r>
+        <w:rPr>
+          <w:rFonts w:hint="cs"/>
+          <w:b/>
+          <w:bCs/>
+          <w:rtl/>
+        </w:rPr>
+        <w:t>:</w:t>
+      </w:r>
+      <w:r>
+        <w:t xml:space="preserve"> </w:t>
+      </w:r>
+      <w:r>
+        <w:rPr>
+          <w:rtl/>
+        </w:rPr>
+        <w:t xml:space="preserve">פה ביטלתי את המנעולים בזמן </w:t>
+      </w:r>
+      <w:proofErr w:type="spellStart"/>
+      <w:r>
+        <w:rPr>
+          <w:rtl/>
+        </w:rPr>
+        <w:t>הקימפול</w:t>
+      </w:r>
+      <w:proofErr w:type="spellEnd"/>
+      <w:r>
+        <w:rPr>
+          <w:rtl/>
+        </w:rPr>
+        <w:t>. בגלל העומס, החוטים קראו וכתבו לאותם חשבונות בדיוק באותו זמן. זה גרם ל"חיתוך" של הפקודות ברמת המעבד</w:t>
+      </w:r>
+      <w:r>
+        <w:t xml:space="preserve"> </w:t>
+      </w:r>
+      <w:r>
+        <w:rPr>
+          <w:rtl/>
+        </w:rPr>
+        <w:t xml:space="preserve">ולדריסת מידע (למשל חוט אחד דרס הפקדה של חוט אחר). בגלל זה הסניפים הדפיסו </w:t>
+      </w:r>
+      <w:r>
+        <w:t>FAILED</w:t>
+      </w:r>
+      <w:r>
+        <w:rPr>
+          <w:rFonts w:hint="cs"/>
+          <w:rtl/>
+        </w:rPr>
+        <w:t xml:space="preserve"> </w:t>
+      </w:r>
+      <w:r>
+        <w:t xml:space="preserve"> </w:t>
+      </w:r>
+      <w:r>
+        <w:rPr>
+          <w:rFonts w:hint="cs"/>
+          <w:rtl/>
+        </w:rPr>
+        <w:t>-</w:t>
+      </w:r>
+      <w:r>
+        <w:t xml:space="preserve"> </w:t>
+      </w:r>
+      <w:r>
+        <w:rPr>
+          <w:rtl/>
+        </w:rPr>
+        <w:t>הסכום שהיה אמור להיות בסוף לא תאם לסכום בפועל, וכסף פשוט "נעלם</w:t>
+      </w:r>
+      <w:r>
+        <w:t>".</w:t>
+      </w:r>
     </w:p>
     <w:p>
       <w:pPr>
-        <w:bidi w:val="0"/>
         <w:rPr>
           <w:rtl/>
         </w:rPr>
@@ -150,111 +2293,110 @@
     </w:p>
     <w:p>
       <w:pPr>
-        <w:bidi w:val="0"/>
-        <w:jc w:val="right"/>
-      </w:pPr>
-      <w:r>
-        <w:drawing>
-          <wp:inline distT="0" distB="0" distL="0" distR="0" wp14:anchorId="7DA7966A" wp14:editId="08687B51">
-            <wp:extent cx="5274310" cy="2482215"/>
-            <wp:effectExtent l="0" t="0" r="2540" b="0"/>
-            <wp:docPr id="2100390750" name="תמונה 1"/>
-            <wp:cNvGraphicFramePr>
-              <a:graphicFrameLocks xmlns:a="http://schemas.openxmlformats.org/drawingml/2006/main" noChangeAspect="1"/>
-            </wp:cNvGraphicFramePr>
-            <a:graphic xmlns:a="http://schemas.openxmlformats.org/drawingml/2006/main">
-              <a:graphicData uri="http://schemas.openxmlformats.org/drawingml/2006/picture">
-                <pic:pic xmlns:pic="http://schemas.openxmlformats.org/drawingml/2006/picture">
-                  <pic:nvPicPr>
-                    <pic:cNvPr id="2100390750" name=""/>
-                    <pic:cNvPicPr/>
-                  </pic:nvPicPr>
-                  <pic:blipFill>
-                    <a:blip r:embed="rId10"/>
-                    <a:stretch>
-                      <a:fillRect/>
-                    </a:stretch>
-                  </pic:blipFill>
-                  <pic:spPr>
-                    <a:xfrm>
-                      <a:off x="0" y="0"/>
-                      <a:ext cx="5274310" cy="2482215"/>
-                    </a:xfrm>
-                    <a:prstGeom prst="rect">
-                      <a:avLst/>
-                    </a:prstGeom>
-                  </pic:spPr>
-                </pic:pic>
-              </a:graphicData>
-            </a:graphic>
-          </wp:inline>
-        </w:drawing>
+        <w:rPr>
+          <w:rtl/>
+        </w:rPr>
+      </w:pPr>
+      <w:r>
+        <w:rPr>
+          <w:rtl/>
+        </w:rPr>
+        <w:t xml:space="preserve">בשתי הריצות, תהליך האב בסוף התוכנית תמיד הדפיס </w:t>
+      </w:r>
+      <w:r>
+        <w:t>PASSED</w:t>
+      </w:r>
+      <w:r>
+        <w:rPr>
+          <w:rFonts w:hint="cs"/>
+          <w:rtl/>
+        </w:rPr>
+        <w:t xml:space="preserve"> </w:t>
+      </w:r>
+      <w:r>
+        <w:t xml:space="preserve"> </w:t>
+      </w:r>
+      <w:r>
+        <w:rPr>
+          <w:rtl/>
+        </w:rPr>
+        <w:t>עם הסכום ההתחלתי</w:t>
+      </w:r>
+      <w:r>
+        <w:t xml:space="preserve">. </w:t>
+      </w:r>
+      <w:r>
+        <w:rPr>
+          <w:rtl/>
+        </w:rPr>
+        <w:t xml:space="preserve">זה קורה כי אחרי שעשינו </w:t>
+      </w:r>
+      <w:r>
+        <w:t xml:space="preserve">fork, </w:t>
+      </w:r>
+      <w:r>
+        <w:rPr>
+          <w:rtl/>
+        </w:rPr>
+        <w:t>האב בכלל לא רואה את השינויים של הסניפים בזכות מנגנון ה</w:t>
+      </w:r>
+      <w:r>
+        <w:rPr>
+          <w:rFonts w:hint="cs"/>
+          <w:rtl/>
+        </w:rPr>
+        <w:t>-</w:t>
+      </w:r>
+      <w:r>
+        <w:t xml:space="preserve">Copy-on-Write </w:t>
+      </w:r>
+      <w:r>
+        <w:rPr>
+          <w:rFonts w:hint="cs"/>
+          <w:rtl/>
+        </w:rPr>
+        <w:t>.</w:t>
+      </w:r>
+      <w:r>
+        <w:t xml:space="preserve"> </w:t>
+      </w:r>
+      <w:r>
+        <w:rPr>
+          <w:rtl/>
+        </w:rPr>
+        <w:t xml:space="preserve">הסניפים עשו את </w:t>
+      </w:r>
+      <w:proofErr w:type="spellStart"/>
+      <w:r>
+        <w:rPr>
+          <w:rtl/>
+        </w:rPr>
+        <w:t>הבלאגן</w:t>
+      </w:r>
+      <w:proofErr w:type="spellEnd"/>
+      <w:r>
+        <w:rPr>
+          <w:rtl/>
+        </w:rPr>
+        <w:t xml:space="preserve"> על העותק הפרטי שלהם, והמערך המקורי של האב נשאר שלם בדיוק כמו שהוא היה בהתחלה</w:t>
+      </w:r>
+      <w:r>
+        <w:t>.</w:t>
       </w:r>
     </w:p>
     <w:p>
       <w:pPr>
-        <w:bidi w:val="0"/>
-        <w:jc w:val="right"/>
-      </w:pPr>
-      <w:r>
-        <w:drawing>
-          <wp:inline distT="0" distB="0" distL="0" distR="0" wp14:anchorId="6BC196B0" wp14:editId="73540EBE">
-            <wp:extent cx="5274310" cy="1360170"/>
-            <wp:effectExtent l="0" t="0" r="2540" b="0"/>
-            <wp:docPr id="2067405969" name="תמונה 1"/>
-            <wp:cNvGraphicFramePr>
-              <a:graphicFrameLocks xmlns:a="http://schemas.openxmlformats.org/drawingml/2006/main" noChangeAspect="1"/>
-            </wp:cNvGraphicFramePr>
-            <a:graphic xmlns:a="http://schemas.openxmlformats.org/drawingml/2006/main">
-              <a:graphicData uri="http://schemas.openxmlformats.org/drawingml/2006/picture">
-                <pic:pic xmlns:pic="http://schemas.openxmlformats.org/drawingml/2006/picture">
-                  <pic:nvPicPr>
-                    <pic:cNvPr id="2067405969" name=""/>
-                    <pic:cNvPicPr/>
-                  </pic:nvPicPr>
-                  <pic:blipFill>
-                    <a:blip r:embed="rId11"/>
-                    <a:stretch>
-                      <a:fillRect/>
-                    </a:stretch>
-                  </pic:blipFill>
-                  <pic:spPr>
-                    <a:xfrm>
-                      <a:off x="0" y="0"/>
-                      <a:ext cx="5274310" cy="1360170"/>
-                    </a:xfrm>
-                    <a:prstGeom prst="rect">
-                      <a:avLst/>
-                    </a:prstGeom>
-                  </pic:spPr>
-                </pic:pic>
-              </a:graphicData>
-            </a:graphic>
-          </wp:inline>
-        </w:drawing>
-      </w:r>
+        <w:rPr>
+          <w:rtl/>
+        </w:rPr>
+      </w:pPr>
     </w:p>
     <w:p>
       <w:pPr>
-        <w:bidi w:val="0"/>
-        <w:rPr>
-          <w:rtl/>
-        </w:rPr>
-      </w:pPr>
-    </w:p>
-    <w:p>
-      <w:pPr>
-        <w:bidi w:val="0"/>
-        <w:jc w:val="right"/>
-        <w:rPr>
-          <w:rtl/>
-        </w:rPr>
-      </w:pPr>
-    </w:p>
-    <w:p>
-      <w:pPr>
-        <w:bidi w:val="0"/>
-        <w:jc w:val="right"/>
+        <w:rPr>
+          <w:rFonts w:hint="cs"/>
+          <w:rtl/>
+        </w:rPr>
       </w:pPr>
       <w:r>
         <w:rPr>
@@ -262,1841 +2404,235 @@
           <w:bCs/>
           <w:rtl/>
         </w:rPr>
-        <w:lastRenderedPageBreak/>
-        <w:t>חלק 2.2</w:t>
-      </w:r>
-      <w:r>
-        <w:rPr>
+        <w:t xml:space="preserve">בונוס א' </w:t>
+      </w:r>
+      <w:r>
+        <w:rPr>
+          <w:rFonts w:hint="cs"/>
           <w:b/>
           <w:bCs/>
-        </w:rPr>
-        <w:t>: Race Condition Demonstration</w:t>
-      </w:r>
-      <w:r>
-        <w:t xml:space="preserve"> (</w:t>
-      </w:r>
-      <w:r>
-        <w:rPr>
-          <w:rtl/>
-        </w:rPr>
-        <w:t>הוסף/י כאן את 2 צילומי המסך: אחד של ההרצה הרגילה ב</w:t>
-      </w:r>
-      <w:r>
-        <w:t xml:space="preserve">-Docker </w:t>
-      </w:r>
-      <w:r>
-        <w:rPr>
-          <w:rtl/>
-        </w:rPr>
-        <w:t>שמראה</w:t>
-      </w:r>
-      <w:r>
-        <w:t xml:space="preserve"> PASSED </w:t>
-      </w:r>
-      <w:r>
-        <w:rPr>
-          <w:rtl/>
-        </w:rPr>
-        <w:t xml:space="preserve">בסוף, ואחד של הרצת </w:t>
-      </w:r>
-      <w:r>
-        <w:t xml:space="preserve">make race </w:t>
-      </w:r>
-      <w:r>
-        <w:rPr>
-          <w:rtl/>
-        </w:rPr>
-        <w:t>שמראה</w:t>
-      </w:r>
-      <w:r>
-        <w:t xml:space="preserve"> FAILED </w:t>
-      </w:r>
-      <w:r>
-        <w:rPr>
-          <w:rtl/>
-        </w:rPr>
-        <w:t>מתוך הסניפים</w:t>
-      </w:r>
-      <w:r>
-        <w:t xml:space="preserve">). </w:t>
-      </w:r>
-      <w:r>
-        <w:rPr>
-          <w:rtl/>
-        </w:rPr>
-        <w:t>כפי שניתן לראות בצילומי המסך, כאשר ביטלנו את ההגנה של ה</w:t>
-      </w:r>
-      <w:r>
-        <w:t xml:space="preserve">-Mutex, </w:t>
-      </w:r>
-      <w:r>
-        <w:rPr>
-          <w:rtl/>
-        </w:rPr>
-        <w:t>נוצרו התנגשויות בין החוטים. סכום הכסף הסופי שהתקבל בסניפים לא היה תואם לחישוב האנליטי של (התחלה + הפקדות - משיכות), מה שמוכיח שכסף "נדרס" או נוצר יש מאין</w:t>
-      </w:r>
-      <w:r>
-        <w:t>.</w:t>
-      </w:r>
-    </w:p>
-    <w:p>
-      <w:pPr>
-        <w:bidi w:val="0"/>
-        <w:jc w:val="right"/>
-      </w:pPr>
+          <w:rtl/>
+        </w:rPr>
+        <w:t>-</w:t>
+      </w:r>
       <w:r>
         <w:rPr>
           <w:b/>
           <w:bCs/>
-        </w:rPr>
-        <w:t>Q1 - System Calls &amp; Interrupts</w:t>
-      </w:r>
-      <w:r>
-        <w:t xml:space="preserve"> </w:t>
-      </w:r>
-      <w:r>
-        <w:rPr>
-          <w:rtl/>
-        </w:rPr>
-        <w:t xml:space="preserve">כאשר קוראים לפונקציית </w:t>
-      </w:r>
-      <w:proofErr w:type="gramStart"/>
-      <w:r>
-        <w:t>fork(</w:t>
-      </w:r>
-      <w:proofErr w:type="gramEnd"/>
-      <w:r>
-        <w:t>)</w:t>
-      </w:r>
-      <w:proofErr w:type="gramStart"/>
-      <w:r>
-        <w:t xml:space="preserve">, </w:t>
-      </w:r>
-      <w:r>
-        <w:rPr>
-          <w:rtl/>
-        </w:rPr>
-        <w:t>נוצרת פסיקת תוכנה</w:t>
-      </w:r>
-      <w:r>
-        <w:t xml:space="preserve"> (Trap) </w:t>
-      </w:r>
-      <w:r>
-        <w:rPr>
-          <w:rtl/>
-        </w:rPr>
-        <w:t>שמקפיצה את ה</w:t>
-      </w:r>
-      <w:proofErr w:type="gramEnd"/>
-      <w:r>
-        <w:t xml:space="preserve">-CPU </w:t>
-      </w:r>
-      <w:r>
-        <w:rPr>
-          <w:rtl/>
-        </w:rPr>
-        <w:t>מ</w:t>
-      </w:r>
-      <w:r>
-        <w:t xml:space="preserve">-User Mode </w:t>
-      </w:r>
-      <w:r>
-        <w:rPr>
-          <w:rtl/>
-        </w:rPr>
-        <w:t>ל</w:t>
-      </w:r>
-      <w:r>
-        <w:t xml:space="preserve">-Kernel Mode </w:t>
-      </w:r>
-      <w:r>
-        <w:rPr>
-          <w:rtl/>
-        </w:rPr>
-        <w:t>באמצעות טבלת הפסיקות</w:t>
-      </w:r>
-      <w:r>
-        <w:t xml:space="preserve"> (Interrupt Vector Table). </w:t>
-      </w:r>
-      <w:r>
-        <w:rPr>
-          <w:rtl/>
-        </w:rPr>
-        <w:t xml:space="preserve">בתוך </w:t>
+          <w:rtl/>
+        </w:rPr>
+        <w:t xml:space="preserve"> בקרת עומסים עם </w:t>
       </w:r>
       <w:proofErr w:type="spellStart"/>
-      <w:r>
-        <w:rPr>
-          <w:rtl/>
-        </w:rPr>
-        <w:t>הקרנל</w:t>
-      </w:r>
-      <w:proofErr w:type="spellEnd"/>
-      <w:r>
-        <w:rPr>
-          <w:rtl/>
-        </w:rPr>
-        <w:t>, מערכת ההפעלה מקצה מבנה נתונים חדש לתהליך הבן</w:t>
-      </w:r>
-      <w:r>
-        <w:t xml:space="preserve"> (PCB), </w:t>
-      </w:r>
-      <w:r>
-        <w:rPr>
-          <w:rtl/>
-        </w:rPr>
-        <w:t>מעתיקה אליו את מצב הרגיסטרים ומונה הפקודות</w:t>
-      </w:r>
-      <w:r>
-        <w:t xml:space="preserve"> (PC) </w:t>
-      </w:r>
-      <w:r>
-        <w:rPr>
-          <w:rtl/>
-        </w:rPr>
-        <w:t>של תהליך האב, ומגדירה את הזיכרון כ</w:t>
-      </w:r>
-      <w:r>
-        <w:t xml:space="preserve">-Copy-on-Write </w:t>
-      </w:r>
-      <w:r>
-        <w:rPr>
-          <w:rtl/>
-        </w:rPr>
-        <w:t xml:space="preserve">כדי לחסוך בהעתקות מיותרות של זיכרון פיזי. בסיום, </w:t>
-      </w:r>
-      <w:proofErr w:type="spellStart"/>
-      <w:r>
-        <w:rPr>
-          <w:rtl/>
-        </w:rPr>
-        <w:t>הקרנל</w:t>
-      </w:r>
-      <w:proofErr w:type="spellEnd"/>
-      <w:r>
-        <w:rPr>
-          <w:rtl/>
-        </w:rPr>
-        <w:t xml:space="preserve"> מעביר את השליטה חזרה ל</w:t>
-      </w:r>
-      <w:r>
-        <w:t xml:space="preserve">-User Mode, </w:t>
-      </w:r>
-      <w:r>
-        <w:rPr>
-          <w:rtl/>
-        </w:rPr>
-        <w:t>וכעת שני התהליכים ממשיכים לרוץ מאותה נקודת קוד בדיוק</w:t>
-      </w:r>
-      <w:r>
-        <w:t>.</w:t>
-      </w:r>
-    </w:p>
-    <w:p>
-      <w:pPr>
-        <w:bidi w:val="0"/>
-        <w:jc w:val="right"/>
-      </w:pPr>
       <w:r>
         <w:rPr>
           <w:b/>
           <w:bCs/>
-        </w:rPr>
-        <w:t>Q2 - File I/O &amp; Buffering</w:t>
-      </w:r>
-      <w:r>
-        <w:t xml:space="preserve"> </w:t>
-      </w:r>
-      <w:r>
-        <w:rPr>
-          <w:rtl/>
-        </w:rPr>
-        <w:t>כשאנחנו קוראים ל</w:t>
-      </w:r>
-      <w:r>
-        <w:t>-</w:t>
-      </w:r>
-      <w:proofErr w:type="gramStart"/>
-      <w:r>
-        <w:t>write(</w:t>
-      </w:r>
-      <w:proofErr w:type="gramEnd"/>
-      <w:r>
-        <w:t xml:space="preserve">) </w:t>
-      </w:r>
-      <w:r>
-        <w:rPr>
-          <w:rtl/>
-        </w:rPr>
-        <w:t>כדי לכתוב ללוג, הנתונים עוברים דרך שלוש שכבות</w:t>
-      </w:r>
-      <w:r>
-        <w:t>:</w:t>
-      </w:r>
-    </w:p>
-    <w:p>
-      <w:pPr>
-        <w:numPr>
-          <w:ilvl w:val="0"/>
-          <w:numId w:val="6"/>
-        </w:numPr>
-        <w:bidi w:val="0"/>
-        <w:jc w:val="right"/>
-      </w:pPr>
-      <w:r>
-        <w:t xml:space="preserve">User-space </w:t>
-      </w:r>
-      <w:proofErr w:type="spellStart"/>
-      <w:r>
-        <w:t>stdio</w:t>
+          <w:rtl/>
+        </w:rPr>
+        <w:t>סמפור</w:t>
       </w:r>
       <w:proofErr w:type="spellEnd"/>
       <w:r>
-        <w:t xml:space="preserve"> (</w:t>
-      </w:r>
-      <w:r>
-        <w:rPr>
-          <w:rtl/>
-        </w:rPr>
-        <w:t>למרות שכאן עבדנו ישירות עם</w:t>
-      </w:r>
-      <w:r>
-        <w:t xml:space="preserve"> System calls, </w:t>
-      </w:r>
-      <w:r>
-        <w:rPr>
-          <w:rtl/>
-        </w:rPr>
-        <w:t>פונקציות כמו</w:t>
-      </w:r>
-      <w:r>
-        <w:t xml:space="preserve"> </w:t>
-      </w:r>
-      <w:proofErr w:type="spellStart"/>
-      <w:r>
-        <w:t>fprintf</w:t>
-      </w:r>
-      <w:proofErr w:type="spellEnd"/>
-      <w:r>
-        <w:t xml:space="preserve"> </w:t>
-      </w:r>
-      <w:r>
-        <w:rPr>
-          <w:rtl/>
-        </w:rPr>
-        <w:t>נעזרות בחוצץ פנימי של התהליך</w:t>
-      </w:r>
-      <w:r>
-        <w:t>).</w:t>
-      </w:r>
-    </w:p>
-    <w:p>
-      <w:pPr>
-        <w:numPr>
-          <w:ilvl w:val="0"/>
-          <w:numId w:val="6"/>
-        </w:numPr>
-        <w:bidi w:val="0"/>
-        <w:jc w:val="right"/>
-      </w:pPr>
-      <w:r>
-        <w:t xml:space="preserve">Kernel page cache - </w:t>
-      </w:r>
-      <w:proofErr w:type="spellStart"/>
-      <w:r>
-        <w:rPr>
-          <w:rtl/>
-        </w:rPr>
-        <w:t>הקרנל</w:t>
-      </w:r>
-      <w:proofErr w:type="spellEnd"/>
-      <w:r>
-        <w:rPr>
-          <w:rtl/>
-        </w:rPr>
-        <w:t xml:space="preserve"> שומר את המידע שכתבנו בזיכרון הראשי</w:t>
-      </w:r>
-      <w:r>
-        <w:t xml:space="preserve"> (RAM) </w:t>
-      </w:r>
-      <w:r>
-        <w:rPr>
-          <w:rtl/>
-        </w:rPr>
-        <w:t>שלו, ולא כותב אותו מיד לדיסק הפיזי כדי לייעל ביצועים</w:t>
-      </w:r>
-      <w:r>
-        <w:t>.</w:t>
-      </w:r>
-    </w:p>
-    <w:p>
-      <w:pPr>
-        <w:numPr>
-          <w:ilvl w:val="0"/>
-          <w:numId w:val="6"/>
-        </w:numPr>
-        <w:bidi w:val="0"/>
-        <w:jc w:val="right"/>
-      </w:pPr>
-      <w:r>
-        <w:t xml:space="preserve">Physical disk - </w:t>
-      </w:r>
-      <w:r>
-        <w:rPr>
-          <w:rtl/>
-        </w:rPr>
-        <w:t xml:space="preserve">הכתיבה בפועל מתבצעת </w:t>
-      </w:r>
-      <w:proofErr w:type="spellStart"/>
-      <w:r>
-        <w:rPr>
-          <w:rtl/>
-        </w:rPr>
-        <w:t>כשהקרנל</w:t>
-      </w:r>
-      <w:proofErr w:type="spellEnd"/>
-      <w:r>
-        <w:rPr>
-          <w:rtl/>
-        </w:rPr>
-        <w:t xml:space="preserve"> מחליט לרוקן את ה</w:t>
-      </w:r>
-      <w:r>
-        <w:t xml:space="preserve">-Cache </w:t>
-      </w:r>
-      <w:r>
-        <w:rPr>
-          <w:rtl/>
-        </w:rPr>
-        <w:t>או כשיש עומס</w:t>
-      </w:r>
-      <w:r>
-        <w:t xml:space="preserve">. </w:t>
-      </w:r>
-      <w:r>
-        <w:rPr>
-          <w:rtl/>
-        </w:rPr>
-        <w:t>אם התוכנית (או המחשב) קורסת פתאום, כל העסקאות שהגיעו ל</w:t>
-      </w:r>
-      <w:r>
-        <w:t xml:space="preserve">-Page Cache </w:t>
-      </w:r>
-      <w:r>
-        <w:rPr>
-          <w:rtl/>
-        </w:rPr>
-        <w:t>אבל עוד לא נכתבו פיזית לדיסק - יאבדו. כדי להכריח את המערכת לכתוב לדיסק לפני שהיא ממשיכה, היינו צריכים לקרוא ל</w:t>
-      </w:r>
-      <w:r>
-        <w:t>-</w:t>
-      </w:r>
-      <w:proofErr w:type="spellStart"/>
-      <w:r>
-        <w:t>fsync</w:t>
-      </w:r>
-      <w:proofErr w:type="spellEnd"/>
-      <w:r>
-        <w:t xml:space="preserve">(). </w:t>
-      </w:r>
-      <w:r>
-        <w:rPr>
-          <w:rtl/>
-        </w:rPr>
-        <w:t>המחיר של זה הוא פגיעה דרמטית בביצועים, כי המעבד יצטרך להמתין לפעולת</w:t>
-      </w:r>
-      <w:r>
-        <w:t xml:space="preserve"> I/O </w:t>
-      </w:r>
-      <w:r>
-        <w:rPr>
-          <w:rtl/>
-        </w:rPr>
-        <w:t>איטית במיוחד אחרי כל עסקה</w:t>
-      </w:r>
-      <w:r>
-        <w:t>.</w:t>
-      </w:r>
-    </w:p>
-    <w:p>
-      <w:pPr>
-        <w:bidi w:val="0"/>
-        <w:jc w:val="right"/>
-      </w:pPr>
-      <w:r>
-        <w:rPr>
+        <w:rPr>
+          <w:rFonts w:hint="cs"/>
           <w:b/>
           <w:bCs/>
-        </w:rPr>
-        <w:t>Q3 - Processes &amp; Memory (Copy-on-Write)</w:t>
-      </w:r>
-      <w:r>
-        <w:t xml:space="preserve"> </w:t>
-      </w:r>
-      <w:r>
-        <w:rPr>
-          <w:rtl/>
-        </w:rPr>
-        <w:t>מיד אחרי ה</w:t>
-      </w:r>
-      <w:r>
+          <w:rtl/>
+        </w:rPr>
+        <w:t>:</w:t>
+      </w:r>
+      <w:r>
+        <w:t xml:space="preserve"> </w:t>
+      </w:r>
+      <w:r>
+        <w:rPr>
+          <w:rtl/>
+        </w:rPr>
+        <w:t xml:space="preserve">כדי למנוע מהשרת לקרוס או להיתקע מעומס, הוספתי </w:t>
+      </w:r>
+      <w:proofErr w:type="spellStart"/>
+      <w:r>
+        <w:rPr>
+          <w:rtl/>
+        </w:rPr>
+        <w:t>סמפור</w:t>
+      </w:r>
+      <w:proofErr w:type="spellEnd"/>
+      <w:r>
+        <w:rPr>
+          <w:rtl/>
+        </w:rPr>
+        <w:t xml:space="preserve"> מונה</w:t>
+      </w:r>
+      <w:r>
+        <w:t xml:space="preserve"> (Counting Semaphore) </w:t>
+      </w:r>
+      <w:r>
+        <w:rPr>
+          <w:rtl/>
+        </w:rPr>
+        <w:t>שהגדרתי מראש ל</w:t>
+      </w:r>
+      <w:r>
+        <w:rPr>
+          <w:rFonts w:hint="cs"/>
+          <w:rtl/>
+        </w:rPr>
         <w:t>-</w:t>
       </w:r>
-      <w:proofErr w:type="gramStart"/>
-      <w:r>
-        <w:t>fork(</w:t>
-      </w:r>
-      <w:proofErr w:type="gramEnd"/>
-      <w:r>
-        <w:t xml:space="preserve">), </w:t>
-      </w:r>
-      <w:r>
-        <w:rPr>
-          <w:rtl/>
-        </w:rPr>
-        <w:t>האב והבן חולקים בדיוק את אותם דפי זיכרון פיזיים, שמוגדרים כ</w:t>
-      </w:r>
-      <w:r>
-        <w:t xml:space="preserve">-Read-Only. </w:t>
-      </w:r>
-      <w:r>
-        <w:rPr>
-          <w:rtl/>
-        </w:rPr>
-        <w:t>המנגנון הזה נקרא</w:t>
-      </w:r>
-      <w:r>
-        <w:t xml:space="preserve"> Copy-on-Write (COW). </w:t>
-      </w:r>
-      <w:r>
-        <w:rPr>
-          <w:rtl/>
-        </w:rPr>
-        <w:t>ברגע שחוט בתוך תהליך הבן מנסה לעדכן יתרת חשבון (כלומר לכתוב לזיכרון), קופצת פסיקת</w:t>
-      </w:r>
-      <w:r>
-        <w:t xml:space="preserve"> Page Fault. </w:t>
-      </w:r>
-      <w:r>
-        <w:rPr>
-          <w:rtl/>
-        </w:rPr>
-        <w:t xml:space="preserve">מערכת ההפעלה קולטת את זה, מעתיקה בשקט את הדף הפיזי, ונותנת לבן את העותק הפרטי שלו שישמש כעת גם לכתיבה. לכן, כל שינוי שהבן עושה </w:t>
-      </w:r>
-      <w:r>
-        <w:rPr>
-          <w:b/>
-          <w:bCs/>
-          <w:rtl/>
-        </w:rPr>
-        <w:t>לא ישפיע</w:t>
-      </w:r>
-      <w:r>
-        <w:rPr>
-          <w:rtl/>
-        </w:rPr>
-        <w:t xml:space="preserve"> בכלל על העותק של האב</w:t>
-      </w:r>
-      <w:r>
-        <w:t xml:space="preserve"> (</w:t>
-      </w:r>
-      <w:r>
-        <w:rPr>
-          <w:rtl/>
-        </w:rPr>
-        <w:t>וזו הסיבה שבחלק 3 במטלה בנינו</w:t>
-      </w:r>
-      <w:r>
-        <w:t xml:space="preserve"> Pipes – </w:t>
-      </w:r>
-      <w:r>
-        <w:rPr>
-          <w:rtl/>
-        </w:rPr>
-        <w:t>היינו חייבים לשלוח את הסיכומים דרך</w:t>
-      </w:r>
-      <w:r>
-        <w:t xml:space="preserve"> IPC, </w:t>
-      </w:r>
-      <w:r>
-        <w:rPr>
-          <w:rtl/>
-        </w:rPr>
-        <w:t>כי האב פשוט לא "רואה" את מה שהבנים עושים בזיכרון שלהם</w:t>
-      </w:r>
-      <w:r>
-        <w:t xml:space="preserve">). </w:t>
-      </w:r>
-      <w:r>
-        <w:rPr>
-          <w:i/>
-          <w:iCs/>
+      <w:r>
+        <w:t>MAX_ACTIVE</w:t>
+      </w:r>
+      <w:r>
+        <w:rPr>
+          <w:rFonts w:hint="cs"/>
+          <w:rtl/>
+        </w:rPr>
+        <w:t xml:space="preserve"> </w:t>
+      </w:r>
+      <w:r>
+        <w:t xml:space="preserve"> </w:t>
+      </w:r>
+      <w:r>
+        <w:rPr>
+          <w:rFonts w:hint="cs"/>
+          <w:rtl/>
         </w:rPr>
         <w:t>(</w:t>
       </w:r>
       <w:r>
         <w:rPr>
-          <w:i/>
-          <w:iCs/>
-          <w:rtl/>
-        </w:rPr>
-        <w:t>הערה לגבי הבונוס: מסיבה זו בדיוק, בסעיף בונוס</w:t>
-      </w:r>
-      <w:r>
-        <w:rPr>
-          <w:i/>
-          <w:iCs/>
-        </w:rPr>
-        <w:t xml:space="preserve"> A </w:t>
-      </w:r>
-      <w:r>
-        <w:rPr>
-          <w:i/>
-          <w:iCs/>
-          <w:rtl/>
-        </w:rPr>
-        <w:t xml:space="preserve">כשרצינו לייצר </w:t>
+          <w:rtl/>
+        </w:rPr>
+        <w:t>שהוא 2</w:t>
+      </w:r>
+      <w:r>
+        <w:rPr>
+          <w:rFonts w:hint="cs"/>
+          <w:rtl/>
+        </w:rPr>
+        <w:t>).</w:t>
+      </w:r>
+      <w:r>
+        <w:t xml:space="preserve"> </w:t>
+      </w:r>
+      <w:r>
+        <w:rPr>
+          <w:rtl/>
+        </w:rPr>
+        <w:t xml:space="preserve">כל סניף עושה </w:t>
       </w:r>
       <w:proofErr w:type="spellStart"/>
       <w:r>
-        <w:rPr>
-          <w:i/>
-          <w:iCs/>
-          <w:rtl/>
-        </w:rPr>
-        <w:t>סמפור</w:t>
+        <w:t>sem_wait</w:t>
       </w:r>
       <w:proofErr w:type="spellEnd"/>
       <w:r>
         <w:rPr>
-          <w:i/>
-          <w:iCs/>
-          <w:rtl/>
-        </w:rPr>
-        <w:t xml:space="preserve"> שיגביל את כל הסניפים, השתמשנו ב</w:t>
-      </w:r>
-      <w:r>
-        <w:rPr>
-          <w:i/>
-          <w:iCs/>
+          <w:rFonts w:hint="cs"/>
+          <w:rtl/>
+        </w:rPr>
+        <w:t xml:space="preserve"> </w:t>
+      </w:r>
+      <w:r>
+        <w:t xml:space="preserve"> </w:t>
+      </w:r>
+      <w:r>
+        <w:rPr>
+          <w:rtl/>
+        </w:rPr>
+        <w:t>לפני שהוא מתחיל ליצור את החוטים שלו, ו</w:t>
+      </w:r>
+      <w:r>
+        <w:rPr>
+          <w:rFonts w:hint="cs"/>
+          <w:rtl/>
         </w:rPr>
         <w:t>-</w:t>
       </w:r>
       <w:proofErr w:type="spellStart"/>
       <w:r>
-        <w:rPr>
-          <w:i/>
-          <w:iCs/>
-        </w:rPr>
-        <w:t>mmap</w:t>
+        <w:t>sem_post</w:t>
       </w:r>
       <w:proofErr w:type="spellEnd"/>
       <w:r>
         <w:rPr>
-          <w:i/>
-          <w:iCs/>
-        </w:rPr>
-        <w:t xml:space="preserve"> </w:t>
-      </w:r>
-      <w:r>
-        <w:rPr>
-          <w:i/>
-          <w:iCs/>
-          <w:rtl/>
-        </w:rPr>
-        <w:t xml:space="preserve">עם </w:t>
-      </w:r>
-      <w:r>
-        <w:rPr>
-          <w:i/>
-          <w:iCs/>
-        </w:rPr>
-        <w:t xml:space="preserve">MAP_SHARED. </w:t>
-      </w:r>
-      <w:r>
-        <w:rPr>
-          <w:i/>
-          <w:iCs/>
-          <w:rtl/>
-        </w:rPr>
-        <w:t>זה עקף את מנגנון ה</w:t>
-      </w:r>
-      <w:r>
-        <w:rPr>
-          <w:i/>
-          <w:iCs/>
-        </w:rPr>
-        <w:t xml:space="preserve">-COW </w:t>
-      </w:r>
-      <w:r>
-        <w:rPr>
-          <w:i/>
-          <w:iCs/>
-          <w:rtl/>
-        </w:rPr>
-        <w:t xml:space="preserve">ודאג </w:t>
+          <w:rFonts w:hint="cs"/>
+          <w:rtl/>
+        </w:rPr>
+        <w:t xml:space="preserve"> </w:t>
+      </w:r>
+      <w:r>
+        <w:t xml:space="preserve"> </w:t>
+      </w:r>
+      <w:r>
+        <w:rPr>
+          <w:rtl/>
+        </w:rPr>
+        <w:t>רק אחרי שכל החוטים סיימו לעבוד</w:t>
+      </w:r>
+      <w:r>
+        <w:rPr>
+          <w:rFonts w:hint="cs"/>
+          <w:rtl/>
+        </w:rPr>
+        <w:t>.</w:t>
+      </w:r>
+      <w:r>
+        <w:t xml:space="preserve"> </w:t>
+      </w:r>
+      <w:r>
+        <w:rPr>
+          <w:rtl/>
+        </w:rPr>
+        <w:t>במקום שכל הסניפים ירוצו במקביל, ילחמו על המעבד ויעשו המון קריאות</w:t>
+      </w:r>
+      <w:r>
+        <w:t xml:space="preserve"> I/O </w:t>
+      </w:r>
+      <w:r>
+        <w:rPr>
+          <w:rtl/>
+        </w:rPr>
+        <w:t>מול הדיסק</w:t>
+      </w:r>
+      <w:r>
+        <w:rPr>
+          <w:rFonts w:hint="cs"/>
+          <w:rtl/>
+        </w:rPr>
+        <w:t xml:space="preserve">, </w:t>
       </w:r>
       <w:proofErr w:type="spellStart"/>
       <w:r>
         <w:rPr>
-          <w:i/>
-          <w:iCs/>
-          <w:rtl/>
-        </w:rPr>
-        <w:t>שהסמפור</w:t>
+          <w:rtl/>
+        </w:rPr>
+        <w:t>הסמפור</w:t>
       </w:r>
       <w:proofErr w:type="spellEnd"/>
       <w:r>
         <w:rPr>
-          <w:i/>
-          <w:iCs/>
-          <w:rtl/>
-        </w:rPr>
-        <w:t xml:space="preserve"> לא ישתכפל אלא יישאר משותף לכל התהליכים</w:t>
-      </w:r>
-      <w:r>
-        <w:rPr>
-          <w:i/>
-          <w:iCs/>
-        </w:rPr>
-        <w:t>).</w:t>
-      </w:r>
-    </w:p>
-    <w:p>
-      <w:pPr>
-        <w:bidi w:val="0"/>
-        <w:jc w:val="right"/>
-      </w:pPr>
-      <w:r>
-        <w:rPr>
-          <w:b/>
-          <w:bCs/>
-        </w:rPr>
-        <w:t>Q4 - Race Conditions</w:t>
-      </w:r>
-      <w:r>
-        <w:t xml:space="preserve"> </w:t>
-      </w:r>
-      <w:r>
-        <w:rPr>
-          <w:rtl/>
-        </w:rPr>
-        <w:t xml:space="preserve">ברמת פקודות המעבד, השורה </w:t>
-      </w:r>
-      <w:r>
-        <w:t xml:space="preserve">balance += amount </w:t>
-      </w:r>
-      <w:r>
-        <w:rPr>
-          <w:rtl/>
-        </w:rPr>
-        <w:t>מתבצעת כ-3 פעולות נפרדות</w:t>
-      </w:r>
-      <w:r>
-        <w:t>:</w:t>
-      </w:r>
-    </w:p>
-    <w:p>
-      <w:pPr>
-        <w:numPr>
-          <w:ilvl w:val="0"/>
-          <w:numId w:val="7"/>
-        </w:numPr>
-        <w:bidi w:val="0"/>
-        <w:jc w:val="right"/>
-      </w:pPr>
-      <w:r>
-        <w:lastRenderedPageBreak/>
-        <w:t xml:space="preserve">LOAD - </w:t>
-      </w:r>
-      <w:r>
-        <w:rPr>
-          <w:rtl/>
-        </w:rPr>
-        <w:t>העתקת היתרה מהזיכרון אל הרגיסטר במעבד</w:t>
+          <w:rtl/>
+        </w:rPr>
+        <w:t xml:space="preserve"> מוודא שרק 2 סניפים עובדים בכל רגע נתון. שאר הסניפים שניגשים מורדמים</w:t>
+      </w:r>
+      <w:r>
+        <w:t xml:space="preserve"> (Blocked) </w:t>
+      </w:r>
+      <w:r>
+        <w:rPr>
+          <w:rtl/>
+        </w:rPr>
+        <w:t>על ידי מערכת ההפעלה ולא מבזבזים לנו משאבי מעבד בכלל עד שמגיע תורם</w:t>
       </w:r>
       <w:r>
         <w:t>.</w:t>
       </w:r>
-    </w:p>
-    <w:p>
-      <w:pPr>
-        <w:numPr>
-          <w:ilvl w:val="0"/>
-          <w:numId w:val="7"/>
-        </w:numPr>
-        <w:bidi w:val="0"/>
-        <w:jc w:val="right"/>
-      </w:pPr>
-      <w:r>
-        <w:t xml:space="preserve">ADD - </w:t>
-      </w:r>
-      <w:r>
-        <w:rPr>
-          <w:rtl/>
-        </w:rPr>
-        <w:t>חיבור הערכים בתוך הרגיסטר</w:t>
-      </w:r>
-      <w:r>
-        <w:t>.</w:t>
-      </w:r>
-    </w:p>
-    <w:p>
-      <w:pPr>
-        <w:numPr>
-          <w:ilvl w:val="0"/>
-          <w:numId w:val="7"/>
-        </w:numPr>
-        <w:bidi w:val="0"/>
-        <w:jc w:val="right"/>
-      </w:pPr>
-      <w:r>
-        <w:t xml:space="preserve">STORE - </w:t>
-      </w:r>
-      <w:r>
-        <w:rPr>
-          <w:rtl/>
-        </w:rPr>
-        <w:t>שמירת התוצאה חזרה לזיכרון</w:t>
-      </w:r>
-      <w:r>
-        <w:t xml:space="preserve">. </w:t>
-      </w:r>
-      <w:r>
-        <w:rPr>
-          <w:i/>
-          <w:iCs/>
-          <w:rtl/>
-        </w:rPr>
-        <w:t>דוגמה להתנגשות</w:t>
-      </w:r>
-      <w:r>
-        <w:rPr>
-          <w:i/>
-          <w:iCs/>
-        </w:rPr>
-        <w:t>:</w:t>
-      </w:r>
-      <w:r>
-        <w:t xml:space="preserve"> </w:t>
-      </w:r>
-      <w:r>
-        <w:rPr>
-          <w:rtl/>
-        </w:rPr>
-        <w:t>חוט א' קורא יתרה של 100 ש"ח</w:t>
-      </w:r>
-      <w:r>
-        <w:t xml:space="preserve"> (LOAD). </w:t>
-      </w:r>
-      <w:r>
-        <w:rPr>
-          <w:rtl/>
-        </w:rPr>
-        <w:t>במקביל, ה</w:t>
-      </w:r>
-      <w:r>
-        <w:t xml:space="preserve">-CPU </w:t>
-      </w:r>
-      <w:r>
-        <w:rPr>
-          <w:rtl/>
-        </w:rPr>
-        <w:t>עושה</w:t>
-      </w:r>
-      <w:r>
-        <w:t xml:space="preserve"> Context Switch, </w:t>
-      </w:r>
-      <w:r>
-        <w:rPr>
-          <w:rtl/>
-        </w:rPr>
-        <w:t>וחוט ב' קורא גם הוא יתרה של 100 ש"ח</w:t>
-      </w:r>
-      <w:r>
-        <w:t xml:space="preserve"> (LOAD). </w:t>
-      </w:r>
-      <w:r>
-        <w:rPr>
-          <w:rtl/>
-        </w:rPr>
-        <w:t>עכשיו חוט א' מפקיד 50 ש"ח, עושה</w:t>
-      </w:r>
-      <w:r>
-        <w:t xml:space="preserve"> ADD </w:t>
-      </w:r>
-      <w:r>
-        <w:rPr>
-          <w:rtl/>
-        </w:rPr>
-        <w:t>ושומר</w:t>
-      </w:r>
-      <w:r>
-        <w:t xml:space="preserve"> (STORE) </w:t>
-      </w:r>
-      <w:r>
-        <w:rPr>
-          <w:rtl/>
-        </w:rPr>
-        <w:t>יתרה של 150 ש"ח. כעת חוט ב' חוזר לרוץ, מפקיד 20 ש"ח (לערך הישן שהוא כבר קרא), עושה</w:t>
-      </w:r>
-      <w:r>
-        <w:t xml:space="preserve"> ADD, </w:t>
-      </w:r>
-      <w:r>
-        <w:rPr>
-          <w:rtl/>
-        </w:rPr>
-        <w:t>ושומר</w:t>
-      </w:r>
-      <w:r>
-        <w:t xml:space="preserve"> (STORE) </w:t>
-      </w:r>
-      <w:r>
-        <w:rPr>
-          <w:rtl/>
-        </w:rPr>
-        <w:t>יתרה של 120. יתרת החשבון הסופית תהיה 120 ש"ח בלבד, וההפקדה של חוט א' נדרסה ונעלמה</w:t>
-      </w:r>
-      <w:r>
-        <w:t xml:space="preserve">. </w:t>
-      </w:r>
-      <w:r>
-        <w:rPr>
-          <w:rtl/>
-        </w:rPr>
-        <w:t>מנעול ה</w:t>
-      </w:r>
-      <w:r>
-        <w:t xml:space="preserve">-Mutex </w:t>
-      </w:r>
-      <w:r>
-        <w:rPr>
-          <w:rtl/>
-        </w:rPr>
-        <w:t>לכל חשבון מונע את זה: הוא דואג שהרצף של</w:t>
-      </w:r>
-      <w:r>
-        <w:t xml:space="preserve"> LOAD-ADD-STORE </w:t>
-      </w:r>
-      <w:r>
-        <w:rPr>
-          <w:rtl/>
-        </w:rPr>
-        <w:t>יתבצע כפעולה "אטומית". ברגע שחוט אחד נועל, אף חוט אחר לא יכול לגשת ליתרה של אותו חשבון ספציפי עד שהפעולה תסתיים</w:t>
-      </w:r>
-      <w:r>
-        <w:t>.</w:t>
-      </w:r>
-    </w:p>
-    <w:p>
-      <w:pPr>
-        <w:bidi w:val="0"/>
-        <w:jc w:val="right"/>
-      </w:pPr>
-      <w:r>
-        <w:rPr>
-          <w:b/>
-          <w:bCs/>
-        </w:rPr>
-        <w:t>Q5 - Mutual Exclusion &amp; Spin Lock</w:t>
-      </w:r>
-    </w:p>
-    <w:p>
-      <w:pPr>
-        <w:numPr>
-          <w:ilvl w:val="0"/>
-          <w:numId w:val="8"/>
-        </w:numPr>
-        <w:bidi w:val="0"/>
-        <w:jc w:val="right"/>
-      </w:pPr>
-      <w:r>
-        <w:rPr>
-          <w:b/>
-          <w:bCs/>
-        </w:rPr>
-        <w:t>Mutex (</w:t>
-      </w:r>
-      <w:r>
-        <w:rPr>
-          <w:b/>
-          <w:bCs/>
-          <w:rtl/>
-        </w:rPr>
-        <w:t>מה שעשינו במטלה</w:t>
-      </w:r>
-      <w:r>
-        <w:rPr>
-          <w:b/>
-          <w:bCs/>
-        </w:rPr>
-        <w:t>):</w:t>
-      </w:r>
-      <w:r>
-        <w:t xml:space="preserve"> (a) </w:t>
-      </w:r>
-      <w:r>
-        <w:rPr>
-          <w:rtl/>
-        </w:rPr>
-        <w:t>לא עושה</w:t>
-      </w:r>
-      <w:r>
-        <w:t xml:space="preserve"> Busy Wait, </w:t>
-      </w:r>
-      <w:r>
-        <w:rPr>
-          <w:rtl/>
-        </w:rPr>
-        <w:t>אלא מרדים את החוט</w:t>
-      </w:r>
-      <w:r>
-        <w:t xml:space="preserve"> (Context Switch). (b) </w:t>
-      </w:r>
-      <w:r>
-        <w:rPr>
-          <w:rtl/>
-        </w:rPr>
-        <w:t>פחות מתאים לקטעים קריטיים קצרים מאוד (כמו סתם חיבור מספר) על ריבוי ליבות, כי פעולת ההרדמה וההערה יכולה לקחת יותר זמן מהפעולה עצמה</w:t>
-      </w:r>
-      <w:r>
-        <w:t xml:space="preserve">. (c) </w:t>
-      </w:r>
-      <w:r>
-        <w:rPr>
-          <w:rtl/>
-        </w:rPr>
-        <w:t>מתאים מאוד לקטעים ארוכים כמו</w:t>
-      </w:r>
-      <w:r>
-        <w:t xml:space="preserve"> I/O </w:t>
-      </w:r>
-      <w:r>
-        <w:rPr>
-          <w:rtl/>
-        </w:rPr>
-        <w:t>כי הוא מפנה את המעבד לדברים אחרים</w:t>
-      </w:r>
-      <w:r>
-        <w:t>.</w:t>
-      </w:r>
-    </w:p>
-    <w:p>
-      <w:pPr>
-        <w:numPr>
-          <w:ilvl w:val="0"/>
-          <w:numId w:val="8"/>
-        </w:numPr>
-        <w:bidi w:val="0"/>
-        <w:jc w:val="right"/>
-      </w:pPr>
-      <w:r>
-        <w:rPr>
-          <w:b/>
-          <w:bCs/>
-        </w:rPr>
-        <w:t>Spin Lock:</w:t>
-      </w:r>
-      <w:r>
-        <w:t xml:space="preserve"> (a) </w:t>
-      </w:r>
-      <w:r>
-        <w:rPr>
-          <w:rtl/>
-        </w:rPr>
-        <w:t>כן עושה</w:t>
-      </w:r>
-      <w:r>
-        <w:t xml:space="preserve"> Busy Wait (</w:t>
-      </w:r>
-      <w:r>
-        <w:rPr>
-          <w:rtl/>
-        </w:rPr>
-        <w:t xml:space="preserve">רץ בלולאת </w:t>
-      </w:r>
-      <w:r>
-        <w:t xml:space="preserve">while </w:t>
-      </w:r>
-      <w:r>
-        <w:rPr>
-          <w:rtl/>
-        </w:rPr>
-        <w:t>ושורף מחזורי מעבד עד שמשתחרר</w:t>
-      </w:r>
-      <w:r>
-        <w:t xml:space="preserve">). (b) </w:t>
-      </w:r>
-      <w:r>
-        <w:rPr>
-          <w:rtl/>
-        </w:rPr>
-        <w:t>מעולה לקטעים קריטיים קצרים על ריבוי ליבות כי הוא מונע את התקורה של החלפת הקשר</w:t>
-      </w:r>
-      <w:r>
-        <w:t xml:space="preserve">. (c) </w:t>
-      </w:r>
-      <w:r>
-        <w:rPr>
-          <w:rtl/>
-        </w:rPr>
-        <w:t>גרוע מאוד לקטעים ארוכים, כי הוא יתקע את הליבה סתם במקום לתת למערכת לעשות דברים מועילים</w:t>
-      </w:r>
-      <w:r>
-        <w:t xml:space="preserve">. </w:t>
-      </w:r>
-      <w:r>
-        <w:rPr>
-          <w:i/>
-          <w:iCs/>
-          <w:rtl/>
-        </w:rPr>
-        <w:t>בחירה למטלה</w:t>
-      </w:r>
-      <w:r>
-        <w:rPr>
-          <w:i/>
-          <w:iCs/>
-        </w:rPr>
-        <w:t>:</w:t>
-      </w:r>
-      <w:r>
-        <w:t xml:space="preserve"> </w:t>
-      </w:r>
-      <w:r>
-        <w:rPr>
-          <w:rtl/>
-        </w:rPr>
-        <w:t>למרות שהפעולה כאן קצרה, בחרנו ב</w:t>
-      </w:r>
-      <w:r>
-        <w:t xml:space="preserve">-Mutex. </w:t>
-      </w:r>
-      <w:r>
-        <w:rPr>
-          <w:rtl/>
-        </w:rPr>
-        <w:t>מכיוון שמדובר בתהליכי משתמש, מערכת ההפעלה יכולה לקטוע את ריצת החוט פתאום</w:t>
-      </w:r>
-      <w:r>
-        <w:t xml:space="preserve"> (Preemption) </w:t>
-      </w:r>
-      <w:r>
-        <w:rPr>
-          <w:rtl/>
-        </w:rPr>
-        <w:t>כשהוא בתוך הקטע הקריטי. אם היינו עובדים עם</w:t>
-      </w:r>
-      <w:r>
-        <w:t xml:space="preserve"> Spinlock, </w:t>
-      </w:r>
-      <w:r>
-        <w:rPr>
-          <w:rtl/>
-        </w:rPr>
-        <w:t>שאר החוטים היו שורפים 100%</w:t>
-      </w:r>
-      <w:r>
-        <w:t xml:space="preserve"> CPU </w:t>
-      </w:r>
-      <w:r>
-        <w:rPr>
-          <w:rtl/>
-        </w:rPr>
-        <w:t>בניסיון לקבל מנעול מחוט שבכלל ישן כרגע</w:t>
-      </w:r>
-      <w:r>
-        <w:t>.</w:t>
-      </w:r>
-    </w:p>
-    <w:p>
-      <w:pPr>
-        <w:bidi w:val="0"/>
-        <w:jc w:val="right"/>
-      </w:pPr>
-      <w:r>
-        <w:rPr>
-          <w:b/>
-          <w:bCs/>
-        </w:rPr>
-        <w:t>Q6 - Signals</w:t>
-      </w:r>
-      <w:r>
-        <w:t xml:space="preserve"> </w:t>
-      </w:r>
-      <w:r>
-        <w:rPr>
-          <w:rtl/>
-        </w:rPr>
-        <w:t>לקרוא ל</w:t>
-      </w:r>
-      <w:r>
-        <w:t>-</w:t>
-      </w:r>
-      <w:proofErr w:type="spellStart"/>
-      <w:r>
-        <w:t>printf</w:t>
-      </w:r>
-      <w:proofErr w:type="spellEnd"/>
-      <w:r>
-        <w:t xml:space="preserve"> </w:t>
-      </w:r>
-      <w:r>
-        <w:rPr>
-          <w:rtl/>
-        </w:rPr>
-        <w:t>מתוך</w:t>
-      </w:r>
-      <w:r>
-        <w:t xml:space="preserve"> Signal Handler </w:t>
-      </w:r>
-      <w:r>
-        <w:rPr>
-          <w:rtl/>
-        </w:rPr>
-        <w:t xml:space="preserve">זה מסוכן כי </w:t>
-      </w:r>
-      <w:proofErr w:type="spellStart"/>
-      <w:r>
-        <w:t>printf</w:t>
-      </w:r>
-      <w:proofErr w:type="spellEnd"/>
-      <w:r>
-        <w:t xml:space="preserve"> </w:t>
-      </w:r>
-      <w:r>
-        <w:rPr>
-          <w:rtl/>
-        </w:rPr>
-        <w:t>משתמשת במנעולים</w:t>
-      </w:r>
-      <w:r>
-        <w:t xml:space="preserve"> (Locks) </w:t>
-      </w:r>
-      <w:r>
-        <w:rPr>
-          <w:rtl/>
-        </w:rPr>
-        <w:t xml:space="preserve">פנימיים כדי לנהל את החוצצים שלה. אם חוט היה בדיוק באמצע </w:t>
-      </w:r>
-      <w:proofErr w:type="spellStart"/>
-      <w:r>
-        <w:t>printf</w:t>
-      </w:r>
-      <w:proofErr w:type="spellEnd"/>
-      <w:r>
-        <w:t xml:space="preserve"> </w:t>
-      </w:r>
-      <w:r>
-        <w:rPr>
-          <w:rtl/>
-        </w:rPr>
-        <w:t>והחזיק את המנעול, ופתאום התקבל</w:t>
-      </w:r>
-      <w:r>
-        <w:t xml:space="preserve"> Signal – </w:t>
-      </w:r>
-      <w:r>
-        <w:rPr>
-          <w:rtl/>
-        </w:rPr>
-        <w:t>ה</w:t>
-      </w:r>
-      <w:r>
-        <w:t xml:space="preserve">-Handler </w:t>
-      </w:r>
-      <w:r>
-        <w:rPr>
-          <w:rtl/>
-        </w:rPr>
-        <w:t xml:space="preserve">יעצור אותו וינסה לבצע </w:t>
-      </w:r>
-      <w:proofErr w:type="spellStart"/>
-      <w:r>
-        <w:t>printf</w:t>
-      </w:r>
-      <w:proofErr w:type="spellEnd"/>
-      <w:r>
-        <w:t xml:space="preserve"> </w:t>
-      </w:r>
-      <w:r>
-        <w:rPr>
-          <w:rtl/>
-        </w:rPr>
-        <w:t>בעצמו. הוא יחכה למנעול שהחוט המקורי מחזיק, אבל החוט המקורי לא יכול להתקדם כי ה</w:t>
-      </w:r>
-      <w:r>
-        <w:t xml:space="preserve">-Handler </w:t>
-      </w:r>
-      <w:r>
-        <w:rPr>
-          <w:rtl/>
-        </w:rPr>
-        <w:t>עוצר אותו – וקיבלנו</w:t>
-      </w:r>
-      <w:r>
-        <w:t xml:space="preserve"> Deadlock (</w:t>
-      </w:r>
-      <w:r>
-        <w:rPr>
-          <w:rtl/>
-        </w:rPr>
-        <w:t>קיפאון</w:t>
-      </w:r>
-      <w:r>
-        <w:t xml:space="preserve">). </w:t>
-      </w:r>
-      <w:r>
-        <w:rPr>
-          <w:rtl/>
-        </w:rPr>
-        <w:t>המושג</w:t>
-      </w:r>
-      <w:r>
-        <w:t xml:space="preserve"> 'Async-signal-safe' </w:t>
-      </w:r>
-      <w:r>
-        <w:rPr>
-          <w:rtl/>
-        </w:rPr>
-        <w:t>מציין פונקציות שמובטח כי ניתן לקרוא להן מתוך</w:t>
-      </w:r>
-      <w:r>
-        <w:t xml:space="preserve"> Handler </w:t>
-      </w:r>
-      <w:r>
-        <w:rPr>
-          <w:rtl/>
-        </w:rPr>
-        <w:t>ללא חשש מ</w:t>
-      </w:r>
-      <w:r>
-        <w:t xml:space="preserve">-Deadlock </w:t>
-      </w:r>
-      <w:r>
-        <w:rPr>
-          <w:rtl/>
-        </w:rPr>
-        <w:t>או השחתת נתונים</w:t>
-      </w:r>
-      <w:r>
-        <w:t>.</w:t>
-      </w:r>
-    </w:p>
-    <w:p>
-      <w:pPr>
-        <w:numPr>
-          <w:ilvl w:val="0"/>
-          <w:numId w:val="9"/>
-        </w:numPr>
-        <w:bidi w:val="0"/>
-        <w:jc w:val="right"/>
-      </w:pPr>
-      <w:r>
-        <w:rPr>
-          <w:b/>
-          <w:bCs/>
-        </w:rPr>
-        <w:t xml:space="preserve">2 </w:t>
-      </w:r>
-      <w:r>
-        <w:rPr>
-          <w:b/>
-          <w:bCs/>
-          <w:rtl/>
-        </w:rPr>
-        <w:t>פונקציות בטוחות</w:t>
-      </w:r>
-      <w:r>
-        <w:rPr>
-          <w:b/>
-          <w:bCs/>
-        </w:rPr>
-        <w:t>:</w:t>
-      </w:r>
-      <w:r>
-        <w:t xml:space="preserve"> </w:t>
-      </w:r>
-      <w:proofErr w:type="gramStart"/>
-      <w:r>
-        <w:t>write(</w:t>
-      </w:r>
-      <w:proofErr w:type="gramEnd"/>
-      <w:r>
-        <w:t xml:space="preserve">) </w:t>
-      </w:r>
-      <w:r>
-        <w:rPr>
-          <w:rtl/>
-        </w:rPr>
-        <w:t>ו</w:t>
-      </w:r>
-      <w:r>
-        <w:t>-</w:t>
-      </w:r>
-      <w:proofErr w:type="gramStart"/>
-      <w:r>
-        <w:t>read(</w:t>
-      </w:r>
-      <w:proofErr w:type="gramEnd"/>
-      <w:r>
-        <w:t xml:space="preserve">). </w:t>
-      </w:r>
-      <w:r>
-        <w:rPr>
-          <w:rtl/>
-        </w:rPr>
-        <w:t xml:space="preserve">הן קריאות מערכת ישירות שיורדות ישר </w:t>
-      </w:r>
-      <w:proofErr w:type="spellStart"/>
-      <w:r>
-        <w:rPr>
-          <w:rtl/>
-        </w:rPr>
-        <w:t>לקרנל</w:t>
-      </w:r>
-      <w:proofErr w:type="spellEnd"/>
-      <w:r>
-        <w:rPr>
-          <w:rtl/>
-        </w:rPr>
-        <w:t xml:space="preserve"> בלי מנעולים במרחב המשתמש</w:t>
-      </w:r>
-      <w:r>
-        <w:t>.</w:t>
-      </w:r>
-    </w:p>
-    <w:p>
-      <w:pPr>
-        <w:numPr>
-          <w:ilvl w:val="0"/>
-          <w:numId w:val="9"/>
-        </w:numPr>
-        <w:bidi w:val="0"/>
-        <w:jc w:val="right"/>
-      </w:pPr>
-      <w:r>
-        <w:rPr>
-          <w:b/>
-          <w:bCs/>
-        </w:rPr>
-        <w:t xml:space="preserve">2 </w:t>
-      </w:r>
-      <w:r>
-        <w:rPr>
-          <w:b/>
-          <w:bCs/>
-          <w:rtl/>
-        </w:rPr>
-        <w:t>פונקציות לא בטוחות</w:t>
-      </w:r>
-      <w:r>
-        <w:rPr>
-          <w:b/>
-          <w:bCs/>
-        </w:rPr>
-        <w:t>:</w:t>
-      </w:r>
-      <w:r>
-        <w:t xml:space="preserve"> </w:t>
-      </w:r>
-      <w:proofErr w:type="spellStart"/>
-      <w:proofErr w:type="gramStart"/>
-      <w:r>
-        <w:t>printf</w:t>
-      </w:r>
-      <w:proofErr w:type="spellEnd"/>
-      <w:r>
-        <w:t>(</w:t>
-      </w:r>
-      <w:proofErr w:type="gramEnd"/>
-      <w:r>
-        <w:t xml:space="preserve">) </w:t>
-      </w:r>
-      <w:r>
-        <w:rPr>
-          <w:rtl/>
-        </w:rPr>
-        <w:t>(בגלל הנעילות שהוזכרו) ו</w:t>
-      </w:r>
-      <w:r>
-        <w:t>-</w:t>
-      </w:r>
-      <w:proofErr w:type="gramStart"/>
-      <w:r>
-        <w:t>malloc(</w:t>
-      </w:r>
-      <w:proofErr w:type="gramEnd"/>
-      <w:r>
-        <w:t>) (</w:t>
-      </w:r>
-      <w:r>
-        <w:rPr>
-          <w:rtl/>
-        </w:rPr>
-        <w:t>כי היא נועלת את ה</w:t>
-      </w:r>
-      <w:r>
-        <w:t xml:space="preserve">-Heap </w:t>
-      </w:r>
-      <w:r>
-        <w:rPr>
-          <w:rtl/>
-        </w:rPr>
-        <w:t>הפנימי של התהליך כדי לא להרוס את רשימות הזיכרון</w:t>
-      </w:r>
-      <w:r>
-        <w:t>).</w:t>
-      </w:r>
-    </w:p>
-    <w:p>
-      <w:pPr>
-        <w:bidi w:val="0"/>
-        <w:jc w:val="right"/>
-      </w:pPr>
-      <w:r>
-        <w:rPr>
-          <w:b/>
-          <w:bCs/>
-        </w:rPr>
-        <w:lastRenderedPageBreak/>
-        <w:t>Q7 - Pipes &amp; IPC</w:t>
-      </w:r>
-      <w:r>
-        <w:t xml:space="preserve"> </w:t>
-      </w:r>
-      <w:r>
-        <w:rPr>
-          <w:rtl/>
-        </w:rPr>
-        <w:t xml:space="preserve">א. כשעושים </w:t>
-      </w:r>
-      <w:r>
-        <w:t xml:space="preserve">write() </w:t>
-      </w:r>
-      <w:r>
-        <w:rPr>
-          <w:rtl/>
-        </w:rPr>
-        <w:t>ל</w:t>
-      </w:r>
-      <w:r>
-        <w:t xml:space="preserve">-Pipe, </w:t>
-      </w:r>
-      <w:r>
-        <w:rPr>
-          <w:rtl/>
-        </w:rPr>
-        <w:t>הנתונים לא עוברים בקסם לתהליך השני, אלא נכתבים אל תוך חוצץ פנימי</w:t>
-      </w:r>
-      <w:r>
-        <w:t xml:space="preserve"> (Buffer) </w:t>
-      </w:r>
-      <w:r>
-        <w:rPr>
-          <w:rtl/>
-        </w:rPr>
-        <w:t>בזיכרון של מערכת ההפעלה (</w:t>
-      </w:r>
-      <w:proofErr w:type="spellStart"/>
-      <w:r>
-        <w:rPr>
-          <w:rtl/>
-        </w:rPr>
-        <w:t>הקרנל</w:t>
-      </w:r>
-      <w:proofErr w:type="spellEnd"/>
-      <w:r>
-        <w:rPr>
-          <w:rtl/>
-        </w:rPr>
-        <w:t>)</w:t>
-      </w:r>
-      <w:r>
-        <w:t xml:space="preserve">. </w:t>
-      </w:r>
-      <w:r>
-        <w:rPr>
-          <w:rtl/>
-        </w:rPr>
-        <w:t xml:space="preserve">ב. אם האב מנסה לעשות </w:t>
-      </w:r>
-      <w:r>
-        <w:t xml:space="preserve">read </w:t>
-      </w:r>
-      <w:r>
-        <w:rPr>
-          <w:rtl/>
-        </w:rPr>
-        <w:t>לפני שהבנים כתבו משהו, קריאת המערכת חוסמת</w:t>
-      </w:r>
-      <w:r>
-        <w:t xml:space="preserve"> (Block) </w:t>
-      </w:r>
-      <w:r>
-        <w:rPr>
-          <w:rtl/>
-        </w:rPr>
-        <w:t>את האב, והוא "יישן" בהמתנה עד שיופיעו שם נתונים</w:t>
-      </w:r>
-      <w:r>
-        <w:t xml:space="preserve">. </w:t>
-      </w:r>
-      <w:r>
-        <w:rPr>
-          <w:rtl/>
-        </w:rPr>
-        <w:t xml:space="preserve">ג. האב חייב לסגור את צד הכתיבה של עצמו, כי </w:t>
-      </w:r>
-      <w:r>
-        <w:t xml:space="preserve">read </w:t>
-      </w:r>
-      <w:r>
-        <w:rPr>
-          <w:rtl/>
-        </w:rPr>
-        <w:t>תחזיר 0</w:t>
-      </w:r>
-      <w:r>
-        <w:t xml:space="preserve"> (</w:t>
-      </w:r>
-      <w:r>
-        <w:rPr>
-          <w:rtl/>
-        </w:rPr>
-        <w:t>שמסמן</w:t>
-      </w:r>
-      <w:r>
-        <w:t xml:space="preserve"> EOF - </w:t>
-      </w:r>
-      <w:r>
-        <w:rPr>
-          <w:rtl/>
-        </w:rPr>
-        <w:t>סוף הקובץ</w:t>
-      </w:r>
-      <w:r>
-        <w:t xml:space="preserve">) </w:t>
-      </w:r>
-      <w:r>
-        <w:rPr>
-          <w:rtl/>
-        </w:rPr>
-        <w:t xml:space="preserve">רק כאשר </w:t>
-      </w:r>
-      <w:r>
-        <w:rPr>
-          <w:i/>
-          <w:iCs/>
-          <w:rtl/>
-        </w:rPr>
-        <w:t>כל</w:t>
-      </w:r>
-      <w:r>
-        <w:rPr>
-          <w:rtl/>
-        </w:rPr>
-        <w:t xml:space="preserve"> ה</w:t>
-      </w:r>
-      <w:r>
-        <w:t xml:space="preserve">-File Descriptors </w:t>
-      </w:r>
-      <w:r>
-        <w:rPr>
-          <w:rtl/>
-        </w:rPr>
-        <w:t xml:space="preserve">שפתוחים לכתיבה לאותו צינור ייסגרו. אם האב ישאיר את הקצה שלו פתוח לכתיבה, </w:t>
-      </w:r>
-      <w:proofErr w:type="spellStart"/>
-      <w:r>
-        <w:rPr>
-          <w:rtl/>
-        </w:rPr>
-        <w:t>הקרנל</w:t>
-      </w:r>
-      <w:proofErr w:type="spellEnd"/>
-      <w:r>
-        <w:rPr>
-          <w:rtl/>
-        </w:rPr>
-        <w:t xml:space="preserve"> יחשוב שאולי עדיין עומד להיכתב משהו, והאב יחכה שם לנצח ב</w:t>
-      </w:r>
-      <w:r>
-        <w:t>-Deadlock.</w:t>
-      </w:r>
-    </w:p>
-    <w:p>
-      <w:pPr>
-        <w:bidi w:val="0"/>
-        <w:jc w:val="right"/>
-      </w:pPr>
-      <w:r>
-        <w:rPr>
-          <w:b/>
-          <w:bCs/>
-        </w:rPr>
-        <w:t>Q8 - Memory Management</w:t>
-      </w:r>
-      <w:r>
-        <w:t xml:space="preserve"> </w:t>
-      </w:r>
-      <w:r>
-        <w:rPr>
-          <w:rtl/>
-        </w:rPr>
-        <w:t>כאשר משתמשים ב</w:t>
-      </w:r>
-      <w:r>
-        <w:t>-</w:t>
-      </w:r>
-      <w:proofErr w:type="gramStart"/>
-      <w:r>
-        <w:t>malloc(</w:t>
-      </w:r>
-      <w:proofErr w:type="gramEnd"/>
-      <w:r>
-        <w:t xml:space="preserve">), </w:t>
-      </w:r>
-      <w:r>
-        <w:rPr>
-          <w:rtl/>
-        </w:rPr>
-        <w:t>הזיכרון מוקצה מתוך סגמנט הערימה</w:t>
-      </w:r>
-      <w:r>
-        <w:t xml:space="preserve"> (Heap) </w:t>
-      </w:r>
-      <w:r>
-        <w:rPr>
-          <w:rtl/>
-        </w:rPr>
-        <w:t>במרחב הזיכרון הווירטואלי של התהליך</w:t>
-      </w:r>
-      <w:r>
-        <w:t xml:space="preserve">. </w:t>
-      </w:r>
-      <w:r>
-        <w:rPr>
-          <w:rtl/>
-        </w:rPr>
-        <w:t>מערכת ההפעלה מנהלת את זה בשיטת</w:t>
-      </w:r>
-      <w:r>
-        <w:t xml:space="preserve"> Demand Paging: </w:t>
-      </w:r>
-      <w:r>
-        <w:rPr>
-          <w:rtl/>
-        </w:rPr>
-        <w:t>בהתחלה היא רק מקצה את הכתובות בטבלת הדפים, מבלי לגבות אותן ב</w:t>
-      </w:r>
-      <w:r>
-        <w:t xml:space="preserve">-RAM </w:t>
-      </w:r>
-      <w:r>
-        <w:rPr>
-          <w:rtl/>
-        </w:rPr>
-        <w:t>פיזי. ה</w:t>
-      </w:r>
-      <w:r>
-        <w:t xml:space="preserve">-RAM </w:t>
-      </w:r>
-      <w:r>
-        <w:rPr>
-          <w:rtl/>
-        </w:rPr>
-        <w:t>הפיזי מוקצה למעשה רק כאשר החוט ניגש בפעם הראשונה לזיכרון הזה – אז נזרק</w:t>
-      </w:r>
-      <w:r>
-        <w:t xml:space="preserve"> Page Fault, </w:t>
-      </w:r>
-      <w:proofErr w:type="spellStart"/>
-      <w:r>
-        <w:rPr>
-          <w:rtl/>
-        </w:rPr>
-        <w:t>והקרנל</w:t>
-      </w:r>
-      <w:proofErr w:type="spellEnd"/>
-      <w:r>
-        <w:rPr>
-          <w:rtl/>
-        </w:rPr>
-        <w:t xml:space="preserve"> מאתר דף פיזי פנוי וממפה אותו לשם</w:t>
-      </w:r>
-      <w:r>
-        <w:t xml:space="preserve">. </w:t>
-      </w:r>
-      <w:r>
-        <w:rPr>
-          <w:rtl/>
-        </w:rPr>
-        <w:t xml:space="preserve">אם היה לחץ בזיכרון </w:t>
-      </w:r>
-      <w:proofErr w:type="spellStart"/>
-      <w:r>
-        <w:rPr>
-          <w:rtl/>
-        </w:rPr>
-        <w:t>והקרנל</w:t>
-      </w:r>
-      <w:proofErr w:type="spellEnd"/>
-      <w:r>
-        <w:rPr>
-          <w:rtl/>
-        </w:rPr>
-        <w:t xml:space="preserve"> היה צריך להחליף דפים</w:t>
-      </w:r>
-      <w:r>
-        <w:t xml:space="preserve"> (Swap), </w:t>
-      </w:r>
-      <w:r>
-        <w:rPr>
-          <w:rtl/>
-        </w:rPr>
-        <w:t>מערכת ההפעלה כנראה הייתה משתמשת באלגוריתם קירוב של</w:t>
-      </w:r>
-      <w:r>
-        <w:t xml:space="preserve"> LRU (</w:t>
-      </w:r>
-      <w:r>
-        <w:rPr>
-          <w:rtl/>
-        </w:rPr>
-        <w:t>כמו אלגוריתם השעון</w:t>
-      </w:r>
-      <w:r>
-        <w:t xml:space="preserve"> / Second Chance). </w:t>
-      </w:r>
-      <w:r>
-        <w:rPr>
-          <w:rtl/>
-        </w:rPr>
-        <w:t>הסיבה היא שמעקב אחר</w:t>
-      </w:r>
-      <w:r>
-        <w:t xml:space="preserve"> LRU </w:t>
-      </w:r>
-      <w:r>
-        <w:rPr>
-          <w:rtl/>
-        </w:rPr>
-        <w:t>טהור דורש עדכון של חותמת זמן מדויקת בכל גישה בודדת לזיכרון, שזה תהליך כבד ויקר מדי מבחינת חומרה, והקירוב מספק ביצועים כמעט זהים בעלות מינימלית</w:t>
-      </w:r>
-      <w:r>
-        <w:t>.</w:t>
-      </w:r>
-    </w:p>
-    <w:p>
-      <w:pPr>
-        <w:bidi w:val="0"/>
-        <w:jc w:val="right"/>
-      </w:pPr>
     </w:p>
     <w:sectPr>
-      <w:headerReference w:type="default" r:id="rId12"/>
+      <w:headerReference w:type="default" r:id="rId10"/>
       <w:pgSz w:w="11906" w:h="16838"/>
       <w:pgMar w:top="1440" w:right="1800" w:bottom="1440" w:left="1800" w:header="708" w:footer="708" w:gutter="0"/>
       <w:cols w:space="708"/>
@@ -2704,7 +3240,7 @@
   <w:abstractNum w:abstractNumId="4" w15:restartNumberingAfterBreak="0">
     <w:nsid w:val="33267527"/>
     <w:multiLevelType w:val="multilevel"/>
-    <w:tmpl w:val="6D9C5E6A"/>
+    <w:tmpl w:val="9AA66BE6"/>
     <w:lvl w:ilvl="0">
       <w:start w:val="1"/>
       <w:numFmt w:val="bullet"/>
@@ -2721,20 +3257,16 @@
         <w:sz w:val="20"/>
       </w:rPr>
     </w:lvl>
-    <w:lvl w:ilvl="1" w:tentative="1">
-      <w:start w:val="1"/>
-      <w:numFmt w:val="bullet"/>
-      <w:lvlText w:val="o"/>
-      <w:lvlJc w:val="left"/>
-      <w:pPr>
-        <w:tabs>
-          <w:tab w:val="num" w:pos="1440"/>
-        </w:tabs>
+    <w:lvl w:ilvl="1">
+      <w:start w:val="1"/>
+      <w:numFmt w:val="decimal"/>
+      <w:lvlText w:val="%2."/>
+      <w:lvlJc w:val="left"/>
+      <w:pPr>
         <w:ind w:left="1440" w:hanging="360"/>
       </w:pPr>
       <w:rPr>
-        <w:rFonts w:ascii="Courier New" w:hAnsi="Courier New" w:hint="default"/>
-        <w:sz w:val="20"/>
+        <w:rFonts w:hint="default"/>
       </w:rPr>
     </w:lvl>
     <w:lvl w:ilvl="2" w:tentative="1">
@@ -4367,6 +4899,17 @@
     <w:uiPriority w:val="99"/>
     <w:rsid w:val="002836BE"/>
   </w:style>
+  <w:style w:type="paragraph" w:styleId="NormalWeb">
+    <w:name w:val="Normal (Web)"/>
+    <w:basedOn w:val="a"/>
+    <w:uiPriority w:val="99"/>
+    <w:semiHidden/>
+    <w:unhideWhenUsed/>
+    <w:rsid w:val="00762E0D"/>
+    <w:rPr>
+      <w:rFonts w:ascii="Times New Roman" w:hAnsi="Times New Roman" w:cs="Times New Roman"/>
+    </w:rPr>
+  </w:style>
 </w:styles>
 </file>
 
@@ -4683,4 +5226,16 @@
     </a:ext>
   </a:extLst>
 </a:theme>
+</file>
+
+<file path=customXml/item1.xml><?xml version="1.0" encoding="utf-8"?>
+<b:Sources xmlns:b="http://schemas.openxmlformats.org/officeDocument/2006/bibliography" xmlns="http://schemas.openxmlformats.org/officeDocument/2006/bibliography" SelectedStyle="\APASixthEditionOfficeOnline.xsl" StyleName="APA" Version="6"/>
+</file>
+
+<file path=customXml/itemProps1.xml><?xml version="1.0" encoding="utf-8"?>
+<ds:datastoreItem xmlns:ds="http://schemas.openxmlformats.org/officeDocument/2006/customXml" ds:itemID="{66A7D19F-C72E-4EF8-B477-C392426DD66A}">
+  <ds:schemaRefs>
+    <ds:schemaRef ds:uri="http://schemas.openxmlformats.org/officeDocument/2006/bibliography"/>
+  </ds:schemaRefs>
+</ds:datastoreItem>
 </file>